--- a/01_《三人行》全24集全流程标杆成品库/03_剧作结构、悬念节奏与视听解码/EP15_《三人行》第十五集《左或右》剧作结构、悬念节奏与视听解码.docx
+++ b/01_《三人行》全24集全流程标杆成品库/03_剧作结构、悬念节奏与视听解码/EP15_《三人行》第十五集《左或右》剧作结构、悬念节奏与视听解码.docx
@@ -188,19 +188,8 @@
             <w:shd w:fill="1F3864"/>
           </w:tcPr>
           <w:p>
-            <w:pPr>
-              <w:spacing w:before="40" w:after="40" w:line="312" w:lineRule="auto"/>
-              <w:jc w:val="center"/>
-            </w:pPr>
-            <w:r/>
             <w:r>
-              <w:rPr>
-                <w:rFonts w:ascii="Arial" w:hAnsi="Arial" w:eastAsia="黑体"/>
-                <w:b/>
-                <w:color w:val="FFFFFF"/>
-                <w:sz w:val="19"/>
-              </w:rPr>
-              <w:t>核心道具 / 文字意象载体</w:t>
+              <w:t>当集核心道具 / 屏幕文字 / 微镜像载体</w:t>
             </w:r>
           </w:p>
         </w:tc>
@@ -217,1555 +206,112 @@
             <w:shd w:fill="1F3864"/>
           </w:tcPr>
           <w:p>
-            <w:pPr>
-              <w:spacing w:before="40" w:after="40" w:line="312" w:lineRule="auto"/>
-              <w:jc w:val="center"/>
-            </w:pPr>
-            <w:r/>
             <w:r>
-              <w:rPr>
-                <w:rFonts w:ascii="Arial" w:hAnsi="Arial" w:eastAsia="黑体"/>
-                <w:b/>
-                <w:color w:val="FFFFFF"/>
-                <w:sz w:val="19"/>
-              </w:rPr>
               <w:t>本集物理实证、微距文字原文与跨集因果闭环解析</w:t>
             </w:r>
           </w:p>
         </w:tc>
       </w:tr>
       <w:tr>
-        <w:trPr>
-          <w:cantSplit/>
-        </w:trPr>
         <w:tc>
           <w:tcPr>
-            <w:tcW w:type="dxa" w:w="3024"/>
-            <w:vAlign w:val="center"/>
+            <w:tcW w:type="dxa" w:w="5184"/>
             <w:tcMar>
-              <w:top w:w="105" w:type="dxa"/>
-              <w:bottom w:w="105" w:type="dxa"/>
-              <w:left w:w="145" w:type="dxa"/>
-              <w:right w:w="145" w:type="dxa"/>
+              <w:top w:w="70" w:type="dxa"/>
+              <w:bottom w:w="70" w:type="dxa"/>
+              <w:left w:w="100" w:type="dxa"/>
+              <w:right w:w="100" w:type="dxa"/>
             </w:tcMar>
+            <w:shd w:fill="FFFFFF"/>
           </w:tcPr>
           <w:p>
             <w:pPr>
-              <w:spacing w:before="40" w:after="40" w:line="341" w:lineRule="auto"/>
               <w:jc w:val="left"/>
             </w:pPr>
-            <w:r/>
             <w:r>
               <w:rPr>
-                <w:rFonts w:ascii="Times New Roman" w:hAnsi="Times New Roman" w:eastAsia="宋体"/>
+                <w:rFonts w:ascii="黑体" w:hAnsi="黑体"/>
                 <w:b/>
-                <w:color w:val="191919"/>
-                <w:sz w:val="19"/>
               </w:rPr>
-              <w:t>15-1　内　501室赵左右卧室·罗爱文家地下室与501室客厅 — 夜/日</w:t>
+              <w:t>爱荣机械制造厂学工锻造铁锤与索尼DV机</w:t>
+              <w:br/>
+              <w:t>（15-4至15-12场）</w:t>
             </w:r>
           </w:p>
         </w:tc>
         <w:tc>
           <w:tcPr>
-            <w:tcW w:type="dxa" w:w="7344"/>
-            <w:vAlign w:val="center"/>
+            <w:tcW w:type="dxa" w:w="5184"/>
             <w:tcMar>
-              <w:top w:w="105" w:type="dxa"/>
-              <w:bottom w:w="105" w:type="dxa"/>
-              <w:left w:w="145" w:type="dxa"/>
-              <w:right w:w="145" w:type="dxa"/>
+              <w:top w:w="70" w:type="dxa"/>
+              <w:bottom w:w="70" w:type="dxa"/>
+              <w:left w:w="100" w:type="dxa"/>
+              <w:right w:w="100" w:type="dxa"/>
             </w:tcMar>
+            <w:shd w:fill="FFFFFF"/>
           </w:tcPr>
           <w:p>
             <w:pPr>
-              <w:spacing w:before="40" w:after="40" w:line="341" w:lineRule="auto"/>
               <w:jc w:val="left"/>
             </w:pPr>
-            <w:r/>
             <w:r>
               <w:rPr>
-                <w:rFonts w:ascii="Times New Roman" w:hAnsi="Times New Roman" w:eastAsia="宋体"/>
+                <w:rFonts w:ascii="宋体" w:hAnsi="宋体"/>
                 <w:b w:val="0"/>
-                <w:color w:val="191919"/>
-                <w:sz w:val="19"/>
               </w:rPr>
-              <w:t>【出场人物】赵左右、荀未来、罗爱文、刘美奕、赵东来</w:t>
-              <w:br/>
-              <w:t>【戏剧推进】夜晚，五零一室赵左右的卧室内，十六岁的赵左右坐在书桌前，低头端详着手里那沓二零零八年手撕老黄历（最上面一张印着“2008 1月大 30 丁亥年十二月廿三 星期三”）。回想起刚才在烧烤店里荀未来面不改色大口吃下烤菠萝牛肉串的一幕，少年原本笃定的眼神渐渐转为困惑与释怀。 难道真是我多想了？没准这世上，真有无缘无故为别人着想的大好人呢？也许只是他走错过的路，不想让我再走。 同一时刻，罗爱文家的地下室房间内，刚刚在烧烤店硬炫了一整盘烤菠萝的四十……</w:t>
+              <w:t>高一十班赴罗仕强的爱荣机械厂学工，小赵用赵了借给他的DV机放弃虚假宣传摆拍，真实记录下老工友收到妻子鞋垫时的眼泪（王一漫亦在此带走那把将在EP20砸碎阳台防盗窗的大铁锤）。</w:t>
             </w:r>
           </w:p>
         </w:tc>
       </w:tr>
       <w:tr>
-        <w:trPr>
-          <w:cantSplit/>
-        </w:trPr>
         <w:tc>
           <w:tcPr>
-            <w:tcW w:type="dxa" w:w="3024"/>
-            <w:vAlign w:val="center"/>
+            <w:tcW w:type="dxa" w:w="5184"/>
             <w:tcMar>
-              <w:top w:w="105" w:type="dxa"/>
-              <w:bottom w:w="105" w:type="dxa"/>
-              <w:left w:w="145" w:type="dxa"/>
-              <w:right w:w="145" w:type="dxa"/>
+              <w:top w:w="70" w:type="dxa"/>
+              <w:bottom w:w="70" w:type="dxa"/>
+              <w:left w:w="100" w:type="dxa"/>
+              <w:right w:w="100" w:type="dxa"/>
             </w:tcMar>
-            <w:shd w:fill="F7FAFC"/>
+            <w:shd w:fill="F5F7FA"/>
           </w:tcPr>
           <w:p>
             <w:pPr>
-              <w:spacing w:before="40" w:after="40" w:line="341" w:lineRule="auto"/>
               <w:jc w:val="left"/>
             </w:pPr>
-            <w:r/>
             <w:r>
               <w:rPr>
-                <w:rFonts w:ascii="Times New Roman" w:hAnsi="Times New Roman" w:eastAsia="宋体"/>
+                <w:rFonts w:ascii="黑体" w:hAnsi="黑体"/>
                 <w:b/>
-                <w:color w:val="191919"/>
-                <w:sz w:val="19"/>
               </w:rPr>
-              <w:t>15-2　外/内　片头曲《三人行》（OP） — 日/夜</w:t>
+              <w:t>岁月潭风雪夜的金属打火机与《致未来的我》DV带</w:t>
+              <w:br/>
+              <w:t>（15-17至15-18场）</w:t>
             </w:r>
           </w:p>
         </w:tc>
         <w:tc>
           <w:tcPr>
-            <w:tcW w:type="dxa" w:w="7344"/>
-            <w:vAlign w:val="center"/>
+            <w:tcW w:type="dxa" w:w="5184"/>
             <w:tcMar>
-              <w:top w:w="105" w:type="dxa"/>
-              <w:bottom w:w="105" w:type="dxa"/>
-              <w:left w:w="145" w:type="dxa"/>
-              <w:right w:w="145" w:type="dxa"/>
+              <w:top w:w="70" w:type="dxa"/>
+              <w:bottom w:w="70" w:type="dxa"/>
+              <w:left w:w="100" w:type="dxa"/>
+              <w:right w:w="100" w:type="dxa"/>
             </w:tcMar>
-            <w:shd w:fill="F7FAFC"/>
+            <w:shd w:fill="F5F7FA"/>
           </w:tcPr>
           <w:p>
             <w:pPr>
-              <w:spacing w:before="40" w:after="40" w:line="341" w:lineRule="auto"/>
               <w:jc w:val="left"/>
             </w:pPr>
-            <w:r/>
             <w:r>
               <w:rPr>
-                <w:rFonts w:ascii="Times New Roman" w:hAnsi="Times New Roman" w:eastAsia="宋体"/>
+                <w:rFonts w:ascii="宋体" w:hAnsi="宋体"/>
                 <w:b w:val="0"/>
-                <w:color w:val="191919"/>
-                <w:sz w:val="19"/>
               </w:rPr>
-              <w:t>【出场人物】环境/意象叙事</w:t>
-              <w:br/>
-              <w:t>【戏剧推进】片头音乐响起，三代同体的命运轨迹在时光漩涡中交织，定格于《三人行》（THE TRIPLE ECHO OF TIME）片名标识。</w:t>
-            </w:r>
-          </w:p>
-        </w:tc>
-      </w:tr>
-      <w:tr>
-        <w:trPr>
-          <w:cantSplit/>
-        </w:trPr>
-        <w:tc>
-          <w:tcPr>
-            <w:tcW w:type="dxa" w:w="3024"/>
-            <w:vAlign w:val="center"/>
-            <w:tcMar>
-              <w:top w:w="105" w:type="dxa"/>
-              <w:bottom w:w="105" w:type="dxa"/>
-              <w:left w:w="145" w:type="dxa"/>
-              <w:right w:w="145" w:type="dxa"/>
-            </w:tcMar>
-          </w:tcPr>
-          <w:p>
-            <w:pPr>
-              <w:spacing w:before="40" w:after="40" w:line="341" w:lineRule="auto"/>
-              <w:jc w:val="left"/>
-            </w:pPr>
-            <w:r/>
-            <w:r>
-              <w:rPr>
-                <w:rFonts w:ascii="Times New Roman" w:hAnsi="Times New Roman" w:eastAsia="宋体"/>
-                <w:b/>
-                <w:color w:val="191919"/>
-                <w:sz w:val="19"/>
-              </w:rPr>
-              <w:t>15-3　外/内　长林八中校门大巴车旁与爱荣机械制造厂车间 — 日</w:t>
-            </w:r>
-          </w:p>
-        </w:tc>
-        <w:tc>
-          <w:tcPr>
-            <w:tcW w:type="dxa" w:w="7344"/>
-            <w:vAlign w:val="center"/>
-            <w:tcMar>
-              <w:top w:w="105" w:type="dxa"/>
-              <w:bottom w:w="105" w:type="dxa"/>
-              <w:left w:w="145" w:type="dxa"/>
-              <w:right w:w="145" w:type="dxa"/>
-            </w:tcMar>
-          </w:tcPr>
-          <w:p>
-            <w:pPr>
-              <w:spacing w:before="40" w:after="40" w:line="341" w:lineRule="auto"/>
-              <w:jc w:val="left"/>
-            </w:pPr>
-            <w:r/>
-            <w:r>
-              <w:rPr>
-                <w:rFonts w:ascii="Times New Roman" w:hAnsi="Times New Roman" w:eastAsia="宋体"/>
-                <w:b w:val="0"/>
-                <w:color w:val="191919"/>
-                <w:sz w:val="19"/>
-              </w:rPr>
-              <w:t>【出场人物】罗爱文、赵左右、荀未来、戴娟、赵左右/荀未来/罗爱文、罗仕强</w:t>
-              <w:br/>
-              <w:t>【戏剧推进】周六上午八点，长林市第八中学校门外停着几辆印有“皇家商务 VIP（吉A·6360U）”字样的大巴车，画面浮现本集片名：第 15 集 左或右。 高一十班和九班的学生们背着行李包在大巴车旁列队集合。站在队列里的罗爱文凑到赵左右身旁，小声检查拍摄设备。 你电充满了没？</w:t>
-            </w:r>
-          </w:p>
-        </w:tc>
-      </w:tr>
-      <w:tr>
-        <w:trPr>
-          <w:cantSplit/>
-        </w:trPr>
-        <w:tc>
-          <w:tcPr>
-            <w:tcW w:type="dxa" w:w="3024"/>
-            <w:vAlign w:val="center"/>
-            <w:tcMar>
-              <w:top w:w="105" w:type="dxa"/>
-              <w:bottom w:w="105" w:type="dxa"/>
-              <w:left w:w="145" w:type="dxa"/>
-              <w:right w:w="145" w:type="dxa"/>
-            </w:tcMar>
-            <w:shd w:fill="F7FAFC"/>
-          </w:tcPr>
-          <w:p>
-            <w:pPr>
-              <w:spacing w:before="40" w:after="40" w:line="341" w:lineRule="auto"/>
-              <w:jc w:val="left"/>
-            </w:pPr>
-            <w:r/>
-            <w:r>
-              <w:rPr>
-                <w:rFonts w:ascii="Times New Roman" w:hAnsi="Times New Roman" w:eastAsia="宋体"/>
-                <w:b/>
-                <w:color w:val="191919"/>
-                <w:sz w:val="19"/>
-              </w:rPr>
-              <w:t>15-4　内　工厂宿舍·爱荣机械厂厂长办公室·1990年代雪原卡车（闪回）与生产车间 — 日</w:t>
-            </w:r>
-          </w:p>
-        </w:tc>
-        <w:tc>
-          <w:tcPr>
-            <w:tcW w:type="dxa" w:w="7344"/>
-            <w:vAlign w:val="center"/>
-            <w:tcMar>
-              <w:top w:w="105" w:type="dxa"/>
-              <w:bottom w:w="105" w:type="dxa"/>
-              <w:left w:w="145" w:type="dxa"/>
-              <w:right w:w="145" w:type="dxa"/>
-            </w:tcMar>
-            <w:shd w:fill="F7FAFC"/>
-          </w:tcPr>
-          <w:p>
-            <w:pPr>
-              <w:spacing w:before="40" w:after="40" w:line="341" w:lineRule="auto"/>
-              <w:jc w:val="left"/>
-            </w:pPr>
-            <w:r/>
-            <w:r>
-              <w:rPr>
-                <w:rFonts w:ascii="Times New Roman" w:hAnsi="Times New Roman" w:eastAsia="宋体"/>
-                <w:b w:val="0"/>
-                <w:color w:val="191919"/>
-                <w:sz w:val="19"/>
-              </w:rPr>
-              <w:t>【出场人物】罗仕强、赵左右、夏文荣、青年罗仕强、厂长助理、被困胖工人</w:t>
-              <w:br/>
-              <w:t>【戏剧推进】中午的工厂男生宿舍内，四十一岁的荀未来正坐在书桌前操作笔记本电脑上的视频剪辑软件，将王一漫问“请问这个我要怎么锯呢”与师傅训斥的画面恶意拼接在一起，试图剪出大小姐受挫的戏剧冲突。 同一时刻，爱荣机械制造厂挂满锦旗（“捐资助学功德无量 情系教育树人育才”）的厂长办公室内，十六岁的赵左右正举着索尼DV摄像机对准办公桌后的厂长罗仕强。罗仕强手里端着一份印有“爱荣机械 IRON MACHINERY”字样的《月度工作报告》，正襟危坐、字正腔圆地对……</w:t>
-            </w:r>
-          </w:p>
-        </w:tc>
-      </w:tr>
-      <w:tr>
-        <w:trPr>
-          <w:cantSplit/>
-        </w:trPr>
-        <w:tc>
-          <w:tcPr>
-            <w:tcW w:type="dxa" w:w="3024"/>
-            <w:vAlign w:val="center"/>
-            <w:tcMar>
-              <w:top w:w="105" w:type="dxa"/>
-              <w:bottom w:w="105" w:type="dxa"/>
-              <w:left w:w="145" w:type="dxa"/>
-              <w:right w:w="145" w:type="dxa"/>
-            </w:tcMar>
-          </w:tcPr>
-          <w:p>
-            <w:pPr>
-              <w:spacing w:before="40" w:after="40" w:line="341" w:lineRule="auto"/>
-              <w:jc w:val="left"/>
-            </w:pPr>
-            <w:r/>
-            <w:r>
-              <w:rPr>
-                <w:rFonts w:ascii="Times New Roman" w:hAnsi="Times New Roman" w:eastAsia="宋体"/>
-                <w:b/>
-                <w:color w:val="191919"/>
-                <w:sz w:val="19"/>
-              </w:rPr>
-              <w:t>15-5　内/外　车间过道·厂区废旧库房门外与机修工作间 — 日</w:t>
-            </w:r>
-          </w:p>
-        </w:tc>
-        <w:tc>
-          <w:tcPr>
-            <w:tcW w:type="dxa" w:w="7344"/>
-            <w:vAlign w:val="center"/>
-            <w:tcMar>
-              <w:top w:w="105" w:type="dxa"/>
-              <w:bottom w:w="105" w:type="dxa"/>
-              <w:left w:w="145" w:type="dxa"/>
-              <w:right w:w="145" w:type="dxa"/>
-            </w:tcMar>
-          </w:tcPr>
-          <w:p>
-            <w:pPr>
-              <w:spacing w:before="40" w:after="40" w:line="341" w:lineRule="auto"/>
-              <w:jc w:val="left"/>
-            </w:pPr>
-            <w:r/>
-            <w:r>
-              <w:rPr>
-                <w:rFonts w:ascii="Times New Roman" w:hAnsi="Times New Roman" w:eastAsia="宋体"/>
-                <w:b w:val="0"/>
-                <w:color w:val="191919"/>
-                <w:sz w:val="19"/>
-              </w:rPr>
-              <w:t>【出场人物】荀未来、赵左右、罗爱文、醉酒老工人</w:t>
-              <w:br/>
-              <w:t>【戏剧推进】车间过道里，罗爱文正张开双臂像小鸟一样蹦蹦跳跳地喊着“飞呀，飞呀”，看到拍完罗厂长走过来的赵左右和迎上来的荀未来，连忙停下脚步。荀未来双手插兜关切地询问赵左右。 怎么样？罗厂长拍得顺利吗？ 赵左右低头看着DV摄像机，眉头微蹙地说出了心里的违和感。</w:t>
-            </w:r>
-          </w:p>
-        </w:tc>
-      </w:tr>
-      <w:tr>
-        <w:trPr>
-          <w:cantSplit/>
-        </w:trPr>
-        <w:tc>
-          <w:tcPr>
-            <w:tcW w:type="dxa" w:w="3024"/>
-            <w:vAlign w:val="center"/>
-            <w:tcMar>
-              <w:top w:w="105" w:type="dxa"/>
-              <w:bottom w:w="105" w:type="dxa"/>
-              <w:left w:w="145" w:type="dxa"/>
-              <w:right w:w="145" w:type="dxa"/>
-            </w:tcMar>
-            <w:shd w:fill="F7FAFC"/>
-          </w:tcPr>
-          <w:p>
-            <w:pPr>
-              <w:spacing w:before="40" w:after="40" w:line="341" w:lineRule="auto"/>
-              <w:jc w:val="left"/>
-            </w:pPr>
-            <w:r/>
-            <w:r>
-              <w:rPr>
-                <w:rFonts w:ascii="Times New Roman" w:hAnsi="Times New Roman" w:eastAsia="宋体"/>
-                <w:b/>
-                <w:color w:val="191919"/>
-                <w:sz w:val="19"/>
-              </w:rPr>
-              <w:t>15-6　内　爱荣机械厂厂长办公室·会议室与男生宿舍 — 日/夜</w:t>
-            </w:r>
-          </w:p>
-        </w:tc>
-        <w:tc>
-          <w:tcPr>
-            <w:tcW w:type="dxa" w:w="7344"/>
-            <w:vAlign w:val="center"/>
-            <w:tcMar>
-              <w:top w:w="105" w:type="dxa"/>
-              <w:bottom w:w="105" w:type="dxa"/>
-              <w:left w:w="145" w:type="dxa"/>
-              <w:right w:w="145" w:type="dxa"/>
-            </w:tcMar>
-            <w:shd w:fill="F7FAFC"/>
-          </w:tcPr>
-          <w:p>
-            <w:pPr>
-              <w:spacing w:before="40" w:after="40" w:line="341" w:lineRule="auto"/>
-              <w:jc w:val="left"/>
-            </w:pPr>
-            <w:r/>
-            <w:r>
-              <w:rPr>
-                <w:rFonts w:ascii="Times New Roman" w:hAnsi="Times New Roman" w:eastAsia="宋体"/>
-                <w:b w:val="0"/>
-                <w:color w:val="191919"/>
-                <w:sz w:val="19"/>
-              </w:rPr>
-              <w:t>【出场人物】罗仕强、罗爱文、赵左右、荀未来</w:t>
-              <w:br/>
-              <w:t>【戏剧推进】厂长办公室内，听完儿子复述老工人爆料的罗仕强猛地一拍办公桌，装出一副义愤填膺的模样向罗爱文表态。 老子早就看这个林总工不顺眼！儿子，你放心，等你们学工活动一结束，我就彻查此事！ 单纯的罗爱文抱着DV机站在办公桌前，还是有些疑惑地追问了一句。</w:t>
-            </w:r>
-          </w:p>
-        </w:tc>
-      </w:tr>
-      <w:tr>
-        <w:trPr>
-          <w:cantSplit/>
-        </w:trPr>
-        <w:tc>
-          <w:tcPr>
-            <w:tcW w:type="dxa" w:w="3024"/>
-            <w:vAlign w:val="center"/>
-            <w:tcMar>
-              <w:top w:w="105" w:type="dxa"/>
-              <w:bottom w:w="105" w:type="dxa"/>
-              <w:left w:w="145" w:type="dxa"/>
-              <w:right w:w="145" w:type="dxa"/>
-            </w:tcMar>
-          </w:tcPr>
-          <w:p>
-            <w:pPr>
-              <w:spacing w:before="40" w:after="40" w:line="341" w:lineRule="auto"/>
-              <w:jc w:val="left"/>
-            </w:pPr>
-            <w:r/>
-            <w:r>
-              <w:rPr>
-                <w:rFonts w:ascii="Times New Roman" w:hAnsi="Times New Roman" w:eastAsia="宋体"/>
-                <w:b/>
-                <w:color w:val="191919"/>
-                <w:sz w:val="19"/>
-              </w:rPr>
-              <w:t>15-7　外/内　爱荣机械厂组装车间窗外与车间内部 — 夜</w:t>
-            </w:r>
-          </w:p>
-        </w:tc>
-        <w:tc>
-          <w:tcPr>
-            <w:tcW w:type="dxa" w:w="7344"/>
-            <w:vAlign w:val="center"/>
-            <w:tcMar>
-              <w:top w:w="105" w:type="dxa"/>
-              <w:bottom w:w="105" w:type="dxa"/>
-              <w:left w:w="145" w:type="dxa"/>
-              <w:right w:w="145" w:type="dxa"/>
-            </w:tcMar>
-          </w:tcPr>
-          <w:p>
-            <w:pPr>
-              <w:spacing w:before="40" w:after="40" w:line="341" w:lineRule="auto"/>
-              <w:jc w:val="left"/>
-            </w:pPr>
-            <w:r/>
-            <w:r>
-              <w:rPr>
-                <w:rFonts w:ascii="Times New Roman" w:hAnsi="Times New Roman" w:eastAsia="宋体"/>
-                <w:b w:val="0"/>
-                <w:color w:val="191919"/>
-                <w:sz w:val="19"/>
-              </w:rPr>
-              <w:t>【出场人物】罗仕强、林善才、赵左右、荀未来</w:t>
-              <w:br/>
-              <w:t>【戏剧推进】夜幕降临，爱荣机械厂空旷的组装车间内亮着顶灯。总工程师林善才正与厂长罗仕强站在车床旁激烈对峙；跑过来的赵左右、荀未来和罗爱文听到里面的争吵声，连忙弯下腰悄悄趴在车间外走廊的玻璃窗台上往里窥视。 你别得寸进尺！ 戴着眼镜、神态嚣张的总工程师林善才冷笑一声，逼近罗仕强，当面揭穿他的老底！</w:t>
-            </w:r>
-          </w:p>
-        </w:tc>
-      </w:tr>
-      <w:tr>
-        <w:trPr>
-          <w:cantSplit/>
-        </w:trPr>
-        <w:tc>
-          <w:tcPr>
-            <w:tcW w:type="dxa" w:w="3024"/>
-            <w:vAlign w:val="center"/>
-            <w:tcMar>
-              <w:top w:w="105" w:type="dxa"/>
-              <w:bottom w:w="105" w:type="dxa"/>
-              <w:left w:w="145" w:type="dxa"/>
-              <w:right w:w="145" w:type="dxa"/>
-            </w:tcMar>
-            <w:shd w:fill="F7FAFC"/>
-          </w:tcPr>
-          <w:p>
-            <w:pPr>
-              <w:spacing w:before="40" w:after="40" w:line="341" w:lineRule="auto"/>
-              <w:jc w:val="left"/>
-            </w:pPr>
-            <w:r/>
-            <w:r>
-              <w:rPr>
-                <w:rFonts w:ascii="Times New Roman" w:hAnsi="Times New Roman" w:eastAsia="宋体"/>
-                <w:b/>
-                <w:color w:val="191919"/>
-                <w:sz w:val="19"/>
-              </w:rPr>
-              <w:t>15-8　外　爱荣机械厂室外雪夜石阶与冰封岁月潭 — 夜/傍晚</w:t>
-            </w:r>
-          </w:p>
-        </w:tc>
-        <w:tc>
-          <w:tcPr>
-            <w:tcW w:type="dxa" w:w="7344"/>
-            <w:vAlign w:val="center"/>
-            <w:tcMar>
-              <w:top w:w="105" w:type="dxa"/>
-              <w:bottom w:w="105" w:type="dxa"/>
-              <w:left w:w="145" w:type="dxa"/>
-              <w:right w:w="145" w:type="dxa"/>
-            </w:tcMar>
-            <w:shd w:fill="F7FAFC"/>
-          </w:tcPr>
-          <w:p>
-            <w:pPr>
-              <w:spacing w:before="40" w:after="40" w:line="341" w:lineRule="auto"/>
-              <w:jc w:val="left"/>
-            </w:pPr>
-            <w:r/>
-            <w:r>
-              <w:rPr>
-                <w:rFonts w:ascii="Times New Roman" w:hAnsi="Times New Roman" w:eastAsia="宋体"/>
-                <w:b w:val="0"/>
-                <w:color w:val="191919"/>
-                <w:sz w:val="19"/>
-              </w:rPr>
-              <w:t>【出场人物】罗爱文、赵左右</w:t>
-              <w:br/>
-              <w:t>【戏剧推进】深夜，工厂厂房外的积雪石阶上，十六岁的罗爱文与赵左右并肩而坐，两人在寒夜里呼出一团团白气。刚刚在窗外听完父亲心声的罗爱文双手插在大衣口袋里，低声向赵左右吐露父亲多年来的伪装。 我爸之前经常跟我说，他在外边有很多女人，最后是他把我妈给抛弃了。罗叔叔喜欢把坏事情藏在心里。我之前研究过心理学，说坏情绪要有个出口，否则会闷出病来的。 罗爱文仰头长长地吐出一口白雾，沉默了几秒后，突然转过头目光认真地看向身旁的赵左右，说出了自己经过今天这场风波后的……</w:t>
-            </w:r>
-          </w:p>
-        </w:tc>
-      </w:tr>
-      <w:tr>
-        <w:trPr>
-          <w:cantSplit/>
-        </w:trPr>
-        <w:tc>
-          <w:tcPr>
-            <w:tcW w:type="dxa" w:w="3024"/>
-            <w:vAlign w:val="center"/>
-            <w:tcMar>
-              <w:top w:w="105" w:type="dxa"/>
-              <w:bottom w:w="105" w:type="dxa"/>
-              <w:left w:w="145" w:type="dxa"/>
-              <w:right w:w="145" w:type="dxa"/>
-            </w:tcMar>
-          </w:tcPr>
-          <w:p>
-            <w:pPr>
-              <w:spacing w:before="40" w:after="40" w:line="341" w:lineRule="auto"/>
-              <w:jc w:val="left"/>
-            </w:pPr>
-            <w:r/>
-            <w:r>
-              <w:rPr>
-                <w:rFonts w:ascii="Times New Roman" w:hAnsi="Times New Roman" w:eastAsia="宋体"/>
-                <w:b/>
-                <w:color w:val="191919"/>
-                <w:sz w:val="19"/>
-              </w:rPr>
-              <w:t>赵左右手中的2008年1月30日手撕老黄历</w:t>
-              <w:br/>
-              <w:t>（场次：第15-1场）</w:t>
-            </w:r>
-          </w:p>
-        </w:tc>
-        <w:tc>
-          <w:tcPr>
-            <w:tcW w:type="dxa" w:w="7344"/>
-            <w:vAlign w:val="center"/>
-            <w:tcMar>
-              <w:top w:w="105" w:type="dxa"/>
-              <w:bottom w:w="105" w:type="dxa"/>
-              <w:left w:w="145" w:type="dxa"/>
-              <w:right w:w="145" w:type="dxa"/>
-            </w:tcMar>
-          </w:tcPr>
-          <w:p>
-            <w:pPr>
-              <w:spacing w:before="40" w:after="40" w:line="341" w:lineRule="auto"/>
-              <w:jc w:val="left"/>
-            </w:pPr>
-            <w:r/>
-            <w:r>
-              <w:rPr>
-                <w:rFonts w:ascii="Times New Roman" w:hAnsi="Times New Roman" w:eastAsia="宋体"/>
-                <w:b w:val="0"/>
-                <w:color w:val="191919"/>
-                <w:sz w:val="19"/>
-              </w:rPr>
-              <w:t>【原片微距文字与物理特征实证】首页印刷字：2008 1月大 30｜丁亥年 十二月 廿三 星期三；赵左右因昨晚荀未来狂炫烤菠萝而打消怀疑，认为他只是不想让自己走弯路的好人。</w:t>
-            </w:r>
-          </w:p>
-        </w:tc>
-      </w:tr>
-      <w:tr>
-        <w:trPr>
-          <w:cantSplit/>
-        </w:trPr>
-        <w:tc>
-          <w:tcPr>
-            <w:tcW w:type="dxa" w:w="3024"/>
-            <w:vAlign w:val="center"/>
-            <w:tcMar>
-              <w:top w:w="105" w:type="dxa"/>
-              <w:bottom w:w="105" w:type="dxa"/>
-              <w:left w:w="145" w:type="dxa"/>
-              <w:right w:w="145" w:type="dxa"/>
-            </w:tcMar>
-            <w:shd w:fill="F7FAFC"/>
-          </w:tcPr>
-          <w:p>
-            <w:pPr>
-              <w:spacing w:before="40" w:after="40" w:line="341" w:lineRule="auto"/>
-              <w:jc w:val="left"/>
-            </w:pPr>
-            <w:r/>
-            <w:r>
-              <w:rPr>
-                <w:rFonts w:ascii="Times New Roman" w:hAnsi="Times New Roman" w:eastAsia="宋体"/>
-                <w:b/>
-                <w:color w:val="191919"/>
-                <w:sz w:val="19"/>
-              </w:rPr>
-              <w:t>罗家地下室荀未来脖子过敏红疹与白色抗过敏药瓶</w:t>
-              <w:br/>
-              <w:t>（场次：第15-1场）</w:t>
-            </w:r>
-          </w:p>
-        </w:tc>
-        <w:tc>
-          <w:tcPr>
-            <w:tcW w:type="dxa" w:w="7344"/>
-            <w:vAlign w:val="center"/>
-            <w:tcMar>
-              <w:top w:w="105" w:type="dxa"/>
-              <w:bottom w:w="105" w:type="dxa"/>
-              <w:left w:w="145" w:type="dxa"/>
-              <w:right w:w="145" w:type="dxa"/>
-            </w:tcMar>
-            <w:shd w:fill="F7FAFC"/>
-          </w:tcPr>
-          <w:p>
-            <w:pPr>
-              <w:spacing w:before="40" w:after="40" w:line="341" w:lineRule="auto"/>
-              <w:jc w:val="left"/>
-            </w:pPr>
-            <w:r/>
-            <w:r>
-              <w:rPr>
-                <w:rFonts w:ascii="Times New Roman" w:hAnsi="Times New Roman" w:eastAsia="宋体"/>
-                <w:b w:val="0"/>
-                <w:color w:val="191919"/>
-                <w:sz w:val="19"/>
-              </w:rPr>
-              <w:t>【原片微距文字与物理特征实证】紧接EP14片尾烧烤店狂炫烤菠萝牛肉串，荀未来回到地下室后严重过敏发作，脖子和脸颊布满红疹，抓出药瓶吃药，罗爱文端水替他拍背顺气。</w:t>
-            </w:r>
-          </w:p>
-        </w:tc>
-      </w:tr>
-      <w:tr>
-        <w:trPr>
-          <w:cantSplit/>
-        </w:trPr>
-        <w:tc>
-          <w:tcPr>
-            <w:tcW w:type="dxa" w:w="3024"/>
-            <w:vAlign w:val="center"/>
-            <w:tcMar>
-              <w:top w:w="105" w:type="dxa"/>
-              <w:bottom w:w="105" w:type="dxa"/>
-              <w:left w:w="145" w:type="dxa"/>
-              <w:right w:w="145" w:type="dxa"/>
-            </w:tcMar>
-          </w:tcPr>
-          <w:p>
-            <w:pPr>
-              <w:spacing w:before="40" w:after="40" w:line="341" w:lineRule="auto"/>
-              <w:jc w:val="left"/>
-            </w:pPr>
-            <w:r/>
-            <w:r>
-              <w:rPr>
-                <w:rFonts w:ascii="Times New Roman" w:hAnsi="Times New Roman" w:eastAsia="宋体"/>
-                <w:b/>
-                <w:color w:val="191919"/>
-                <w:sz w:val="19"/>
-              </w:rPr>
-              <w:t>501室客厅SONY DV取景框（●REC SP）一家三口全家福</w:t>
-              <w:br/>
-              <w:t>（场次：第15-1场）</w:t>
-            </w:r>
-          </w:p>
-        </w:tc>
-        <w:tc>
-          <w:tcPr>
-            <w:tcW w:type="dxa" w:w="7344"/>
-            <w:vAlign w:val="center"/>
-            <w:tcMar>
-              <w:top w:w="105" w:type="dxa"/>
-              <w:bottom w:w="105" w:type="dxa"/>
-              <w:left w:w="145" w:type="dxa"/>
-              <w:right w:w="145" w:type="dxa"/>
-            </w:tcMar>
-          </w:tcPr>
-          <w:p>
-            <w:pPr>
-              <w:spacing w:before="40" w:after="40" w:line="341" w:lineRule="auto"/>
-              <w:jc w:val="left"/>
-            </w:pPr>
-            <w:r/>
-            <w:r>
-              <w:rPr>
-                <w:rFonts w:ascii="Times New Roman" w:hAnsi="Times New Roman" w:eastAsia="宋体"/>
-                <w:b w:val="0"/>
-                <w:color w:val="191919"/>
-                <w:sz w:val="19"/>
-              </w:rPr>
-              <w:t>【原片微距文字与物理特征实证】应EP14赵了“多给爸妈拍点录像”的叮嘱，赵左右在出发学工前把DV架在鱼缸旁，拍下自己与赵东来、刘美奕并肩比剪刀手喊“耶”的珍贵影像。</w:t>
-            </w:r>
-          </w:p>
-        </w:tc>
-      </w:tr>
-      <w:tr>
-        <w:trPr>
-          <w:cantSplit/>
-        </w:trPr>
-        <w:tc>
-          <w:tcPr>
-            <w:tcW w:type="dxa" w:w="3024"/>
-            <w:vAlign w:val="center"/>
-            <w:tcMar>
-              <w:top w:w="105" w:type="dxa"/>
-              <w:bottom w:w="105" w:type="dxa"/>
-              <w:left w:w="145" w:type="dxa"/>
-              <w:right w:w="145" w:type="dxa"/>
-            </w:tcMar>
-            <w:shd w:fill="F7FAFC"/>
-          </w:tcPr>
-          <w:p>
-            <w:pPr>
-              <w:spacing w:before="40" w:after="40" w:line="341" w:lineRule="auto"/>
-              <w:jc w:val="left"/>
-            </w:pPr>
-            <w:r/>
-            <w:r>
-              <w:rPr>
-                <w:rFonts w:ascii="Times New Roman" w:hAnsi="Times New Roman" w:eastAsia="宋体"/>
-                <w:b/>
-                <w:color w:val="191919"/>
-                <w:sz w:val="19"/>
-              </w:rPr>
-              <w:t>皇家商务大巴车旁本集片名花字《第 15 集 左或右》</w:t>
-              <w:br/>
-              <w:t>（场次：第15-3场）</w:t>
-            </w:r>
-          </w:p>
-        </w:tc>
-        <w:tc>
-          <w:tcPr>
-            <w:tcW w:type="dxa" w:w="7344"/>
-            <w:vAlign w:val="center"/>
-            <w:tcMar>
-              <w:top w:w="105" w:type="dxa"/>
-              <w:bottom w:w="105" w:type="dxa"/>
-              <w:left w:w="145" w:type="dxa"/>
-              <w:right w:w="145" w:type="dxa"/>
-            </w:tcMar>
-            <w:shd w:fill="F7FAFC"/>
-          </w:tcPr>
-          <w:p>
-            <w:pPr>
-              <w:spacing w:before="40" w:after="40" w:line="341" w:lineRule="auto"/>
-              <w:jc w:val="left"/>
-            </w:pPr>
-            <w:r/>
-            <w:r>
-              <w:rPr>
-                <w:rFonts w:ascii="Times New Roman" w:hAnsi="Times New Roman" w:eastAsia="宋体"/>
-                <w:b w:val="0"/>
-                <w:color w:val="191919"/>
-                <w:sz w:val="19"/>
-              </w:rPr>
-              <w:t>【原片微距文字与物理特征实证】校门外停靠印有“皇家商务 VIP（吉A·6360U）”的大巴车，画面浮现片名《第 15 集 左或右》，直指本集“电车难题”与人生道路的抉择主题。</w:t>
-            </w:r>
-          </w:p>
-        </w:tc>
-      </w:tr>
-      <w:tr>
-        <w:trPr>
-          <w:cantSplit/>
-        </w:trPr>
-        <w:tc>
-          <w:tcPr>
-            <w:tcW w:type="dxa" w:w="3024"/>
-            <w:vAlign w:val="center"/>
-            <w:tcMar>
-              <w:top w:w="105" w:type="dxa"/>
-              <w:bottom w:w="105" w:type="dxa"/>
-              <w:left w:w="145" w:type="dxa"/>
-              <w:right w:w="145" w:type="dxa"/>
-            </w:tcMar>
-          </w:tcPr>
-          <w:p>
-            <w:pPr>
-              <w:spacing w:before="40" w:after="40" w:line="341" w:lineRule="auto"/>
-              <w:jc w:val="left"/>
-            </w:pPr>
-            <w:r/>
-            <w:r>
-              <w:rPr>
-                <w:rFonts w:ascii="Times New Roman" w:hAnsi="Times New Roman" w:eastAsia="宋体"/>
-                <w:b/>
-                <w:color w:val="191919"/>
-                <w:sz w:val="19"/>
-              </w:rPr>
-              <w:t>荀未来从口袋掏出救场的备用迷你DVD储存光盘</w:t>
-              <w:br/>
-              <w:t>（场次：第15-3场）</w:t>
-            </w:r>
-          </w:p>
-        </w:tc>
-        <w:tc>
-          <w:tcPr>
-            <w:tcW w:type="dxa" w:w="7344"/>
-            <w:vAlign w:val="center"/>
-            <w:tcMar>
-              <w:top w:w="105" w:type="dxa"/>
-              <w:bottom w:w="105" w:type="dxa"/>
-              <w:left w:w="145" w:type="dxa"/>
-              <w:right w:w="145" w:type="dxa"/>
-            </w:tcMar>
-          </w:tcPr>
-          <w:p>
-            <w:pPr>
-              <w:spacing w:before="40" w:after="40" w:line="341" w:lineRule="auto"/>
-              <w:jc w:val="left"/>
-            </w:pPr>
-            <w:r/>
-            <w:r>
-              <w:rPr>
-                <w:rFonts w:ascii="Times New Roman" w:hAnsi="Times New Roman" w:eastAsia="宋体"/>
-                <w:b w:val="0"/>
-                <w:color w:val="191919"/>
-                <w:sz w:val="19"/>
-              </w:rPr>
-              <w:t>【原片微距文字与物理特征实证】赵左右昨晚调试DV忘了把储存光盘塞回包里，荀未来微笑着从口袋掏出提前备好的DVD光盘递给他，尽显41岁过来人的周全护航。</w:t>
-            </w:r>
-          </w:p>
-        </w:tc>
-      </w:tr>
-      <w:tr>
-        <w:trPr>
-          <w:cantSplit/>
-        </w:trPr>
-        <w:tc>
-          <w:tcPr>
-            <w:tcW w:type="dxa" w:w="3024"/>
-            <w:vAlign w:val="center"/>
-            <w:tcMar>
-              <w:top w:w="105" w:type="dxa"/>
-              <w:bottom w:w="105" w:type="dxa"/>
-              <w:left w:w="145" w:type="dxa"/>
-              <w:right w:w="145" w:type="dxa"/>
-            </w:tcMar>
-            <w:shd w:fill="F7FAFC"/>
-          </w:tcPr>
-          <w:p>
-            <w:pPr>
-              <w:spacing w:before="40" w:after="40" w:line="341" w:lineRule="auto"/>
-              <w:jc w:val="left"/>
-            </w:pPr>
-            <w:r/>
-            <w:r>
-              <w:rPr>
-                <w:rFonts w:ascii="Times New Roman" w:hAnsi="Times New Roman" w:eastAsia="宋体"/>
-                <w:b/>
-                <w:color w:val="191919"/>
-                <w:sz w:val="19"/>
-              </w:rPr>
-              <w:t>“长林市爱荣机械制造有限公司”厂门与外墙标语</w:t>
-              <w:br/>
-              <w:t>（场次：第15-3场）</w:t>
-            </w:r>
-          </w:p>
-        </w:tc>
-        <w:tc>
-          <w:tcPr>
-            <w:tcW w:type="dxa" w:w="7344"/>
-            <w:vAlign w:val="center"/>
-            <w:tcMar>
-              <w:top w:w="105" w:type="dxa"/>
-              <w:bottom w:w="105" w:type="dxa"/>
-              <w:left w:w="145" w:type="dxa"/>
-              <w:right w:w="145" w:type="dxa"/>
-            </w:tcMar>
-            <w:shd w:fill="F7FAFC"/>
-          </w:tcPr>
-          <w:p>
-            <w:pPr>
-              <w:spacing w:before="40" w:after="40" w:line="341" w:lineRule="auto"/>
-              <w:jc w:val="left"/>
-            </w:pPr>
-            <w:r/>
-            <w:r>
-              <w:rPr>
-                <w:rFonts w:ascii="Times New Roman" w:hAnsi="Times New Roman" w:eastAsia="宋体"/>
-                <w:b w:val="0"/>
-                <w:color w:val="191919"/>
-                <w:sz w:val="19"/>
-              </w:rPr>
-              <w:t>【原片微距文字与物理特征实证】大门横梁：长林市爱荣机械制造有限公司；外墙标语：以质量求生存 以效益求发展。高一十班和九班大巴车驶入厂区开启两天一夜学工实践。</w:t>
-            </w:r>
-          </w:p>
-        </w:tc>
-      </w:tr>
-      <w:tr>
-        <w:trPr>
-          <w:cantSplit/>
-        </w:trPr>
-        <w:tc>
-          <w:tcPr>
-            <w:tcW w:type="dxa" w:w="3024"/>
-            <w:vAlign w:val="center"/>
-            <w:tcMar>
-              <w:top w:w="105" w:type="dxa"/>
-              <w:bottom w:w="105" w:type="dxa"/>
-              <w:left w:w="145" w:type="dxa"/>
-              <w:right w:w="145" w:type="dxa"/>
-            </w:tcMar>
-          </w:tcPr>
-          <w:p>
-            <w:pPr>
-              <w:spacing w:before="40" w:after="40" w:line="341" w:lineRule="auto"/>
-              <w:jc w:val="left"/>
-            </w:pPr>
-            <w:r/>
-            <w:r>
-              <w:rPr>
-                <w:rFonts w:ascii="Times New Roman" w:hAnsi="Times New Roman" w:eastAsia="宋体"/>
-                <w:b/>
-                <w:color w:val="191919"/>
-                <w:sz w:val="19"/>
-              </w:rPr>
-              <w:t>车间《2008年长林八中高一年级学工实践活动》横幅</w:t>
-              <w:br/>
-              <w:t>（场次：第15-3场）</w:t>
-            </w:r>
-          </w:p>
-        </w:tc>
-        <w:tc>
-          <w:tcPr>
-            <w:tcW w:type="dxa" w:w="7344"/>
-            <w:vAlign w:val="center"/>
-            <w:tcMar>
-              <w:top w:w="105" w:type="dxa"/>
-              <w:bottom w:w="105" w:type="dxa"/>
-              <w:left w:w="145" w:type="dxa"/>
-              <w:right w:w="145" w:type="dxa"/>
-            </w:tcMar>
-          </w:tcPr>
-          <w:p>
-            <w:pPr>
-              <w:spacing w:before="40" w:after="40" w:line="341" w:lineRule="auto"/>
-              <w:jc w:val="left"/>
-            </w:pPr>
-            <w:r/>
-            <w:r>
-              <w:rPr>
-                <w:rFonts w:ascii="Times New Roman" w:hAnsi="Times New Roman" w:eastAsia="宋体"/>
-                <w:b w:val="0"/>
-                <w:color w:val="191919"/>
-                <w:sz w:val="19"/>
-              </w:rPr>
-              <w:t>【原片微距文字与物理特征实证】车间上方悬挂红底白字大横幅，四周立有“学、技、求、精”标语牌，厂长罗仕强（罗爱文父亲）在此向全体学生致辞。</w:t>
-            </w:r>
-          </w:p>
-        </w:tc>
-      </w:tr>
-      <w:tr>
-        <w:trPr>
-          <w:cantSplit/>
-        </w:trPr>
-        <w:tc>
-          <w:tcPr>
-            <w:tcW w:type="dxa" w:w="3024"/>
-            <w:vAlign w:val="center"/>
-            <w:tcMar>
-              <w:top w:w="105" w:type="dxa"/>
-              <w:bottom w:w="105" w:type="dxa"/>
-              <w:left w:w="145" w:type="dxa"/>
-              <w:right w:w="145" w:type="dxa"/>
-            </w:tcMar>
-            <w:shd w:fill="F7FAFC"/>
-          </w:tcPr>
-          <w:p>
-            <w:pPr>
-              <w:spacing w:before="40" w:after="40" w:line="341" w:lineRule="auto"/>
-              <w:jc w:val="left"/>
-            </w:pPr>
-            <w:r/>
-            <w:r>
-              <w:rPr>
-                <w:rFonts w:ascii="Times New Roman" w:hAnsi="Times New Roman" w:eastAsia="宋体"/>
-                <w:b/>
-                <w:color w:val="191919"/>
-                <w:sz w:val="19"/>
-              </w:rPr>
-              <w:t>荀未来递给王一漫的《变形计》式“真香”摆拍脚本</w:t>
-              <w:br/>
-              <w:t>（场次：第15-3场）</w:t>
-            </w:r>
-          </w:p>
-        </w:tc>
-        <w:tc>
-          <w:tcPr>
-            <w:tcW w:type="dxa" w:w="7344"/>
-            <w:vAlign w:val="center"/>
-            <w:tcMar>
-              <w:top w:w="105" w:type="dxa"/>
-              <w:bottom w:w="105" w:type="dxa"/>
-              <w:left w:w="145" w:type="dxa"/>
-              <w:right w:w="145" w:type="dxa"/>
-            </w:tcMar>
-            <w:shd w:fill="F7FAFC"/>
-          </w:tcPr>
-          <w:p>
-            <w:pPr>
-              <w:spacing w:before="40" w:after="40" w:line="341" w:lineRule="auto"/>
-              <w:jc w:val="left"/>
-            </w:pPr>
-            <w:r/>
-            <w:r>
-              <w:rPr>
-                <w:rFonts w:ascii="Times New Roman" w:hAnsi="Times New Roman" w:eastAsia="宋体"/>
-                <w:b w:val="0"/>
-                <w:color w:val="191919"/>
-                <w:sz w:val="19"/>
-              </w:rPr>
-              <w:t>【原片微距文字与物理特征实证】荀未来企图按《变形计》套路让王一漫抱怨工厂环境差、饿死也不吃一口东西、被师傅骂哭后再捧着白米饭喊“真香”。</w:t>
-            </w:r>
-          </w:p>
-        </w:tc>
-      </w:tr>
-      <w:tr>
-        <w:trPr>
-          <w:cantSplit/>
-        </w:trPr>
-        <w:tc>
-          <w:tcPr>
-            <w:tcW w:type="dxa" w:w="3024"/>
-            <w:vAlign w:val="center"/>
-            <w:tcMar>
-              <w:top w:w="105" w:type="dxa"/>
-              <w:bottom w:w="105" w:type="dxa"/>
-              <w:left w:w="145" w:type="dxa"/>
-              <w:right w:w="145" w:type="dxa"/>
-            </w:tcMar>
-          </w:tcPr>
-          <w:p>
-            <w:pPr>
-              <w:spacing w:before="40" w:after="40" w:line="341" w:lineRule="auto"/>
-              <w:jc w:val="left"/>
-            </w:pPr>
-            <w:r/>
-            <w:r>
-              <w:rPr>
-                <w:rFonts w:ascii="Times New Roman" w:hAnsi="Times New Roman" w:eastAsia="宋体"/>
-                <w:b/>
-                <w:color w:val="191919"/>
-                <w:sz w:val="19"/>
-              </w:rPr>
-              <w:t>王一漫在钳工台运用“身体重力发力法”做出的小铁锤</w:t>
-              <w:br/>
-              <w:t>（场次：第15-3场）</w:t>
-            </w:r>
-          </w:p>
-        </w:tc>
-        <w:tc>
-          <w:tcPr>
-            <w:tcW w:type="dxa" w:w="7344"/>
-            <w:vAlign w:val="center"/>
-            <w:tcMar>
-              <w:top w:w="105" w:type="dxa"/>
-              <w:bottom w:w="105" w:type="dxa"/>
-              <w:left w:w="145" w:type="dxa"/>
-              <w:right w:w="145" w:type="dxa"/>
-            </w:tcMar>
-          </w:tcPr>
-          <w:p>
-            <w:pPr>
-              <w:spacing w:before="40" w:after="40" w:line="341" w:lineRule="auto"/>
-              <w:jc w:val="left"/>
-            </w:pPr>
-            <w:r/>
-            <w:r>
-              <w:rPr>
-                <w:rFonts w:ascii="Times New Roman" w:hAnsi="Times New Roman" w:eastAsia="宋体"/>
-                <w:b w:val="0"/>
-                <w:color w:val="191919"/>
-                <w:sz w:val="19"/>
-              </w:rPr>
-              <w:t>【原片微距文字与物理特征实证】王一漫回想起徐图图传授的母亲舒敏推拿秘诀（靠身体重力省力），独立完成锯割、台钻打孔、砂轮切割，亲手做出木柄小铁锤，粉碎了荀未来的哭戏剧本。</w:t>
-            </w:r>
-          </w:p>
-        </w:tc>
-      </w:tr>
-      <w:tr>
-        <w:trPr>
-          <w:cantSplit/>
-        </w:trPr>
-        <w:tc>
-          <w:tcPr>
-            <w:tcW w:type="dxa" w:w="3024"/>
-            <w:vAlign w:val="center"/>
-            <w:tcMar>
-              <w:top w:w="105" w:type="dxa"/>
-              <w:bottom w:w="105" w:type="dxa"/>
-              <w:left w:w="145" w:type="dxa"/>
-              <w:right w:w="145" w:type="dxa"/>
-            </w:tcMar>
-            <w:shd w:fill="F7FAFC"/>
-          </w:tcPr>
-          <w:p>
-            <w:pPr>
-              <w:spacing w:before="40" w:after="40" w:line="341" w:lineRule="auto"/>
-              <w:jc w:val="left"/>
-            </w:pPr>
-            <w:r/>
-            <w:r>
-              <w:rPr>
-                <w:rFonts w:ascii="Times New Roman" w:hAnsi="Times New Roman" w:eastAsia="宋体"/>
-                <w:b/>
-                <w:color w:val="191919"/>
-                <w:sz w:val="19"/>
-              </w:rPr>
-              <w:t>工厂男生宿舍笔记本电脑视频剪辑软件时间线界面</w:t>
-              <w:br/>
-              <w:t>（场次：第15-4场）</w:t>
-            </w:r>
-          </w:p>
-        </w:tc>
-        <w:tc>
-          <w:tcPr>
-            <w:tcW w:type="dxa" w:w="7344"/>
-            <w:vAlign w:val="center"/>
-            <w:tcMar>
-              <w:top w:w="105" w:type="dxa"/>
-              <w:bottom w:w="105" w:type="dxa"/>
-              <w:left w:w="145" w:type="dxa"/>
-              <w:right w:w="145" w:type="dxa"/>
-            </w:tcMar>
-            <w:shd w:fill="F7FAFC"/>
-          </w:tcPr>
-          <w:p>
-            <w:pPr>
-              <w:spacing w:before="40" w:after="40" w:line="341" w:lineRule="auto"/>
-              <w:jc w:val="left"/>
-            </w:pPr>
-            <w:r/>
-            <w:r>
-              <w:rPr>
-                <w:rFonts w:ascii="Times New Roman" w:hAnsi="Times New Roman" w:eastAsia="宋体"/>
-                <w:b w:val="0"/>
-                <w:color w:val="191919"/>
-                <w:sz w:val="19"/>
-              </w:rPr>
-              <w:t>【原片微距文字与物理特征实证】荀未来在宿舍里把王一漫请教师傅的画面与师傅训话的镜头恶意剪辑拼接，试图人为制造冲突看点。</w:t>
-            </w:r>
-          </w:p>
-        </w:tc>
-      </w:tr>
-      <w:tr>
-        <w:trPr>
-          <w:cantSplit/>
-        </w:trPr>
-        <w:tc>
-          <w:tcPr>
-            <w:tcW w:type="dxa" w:w="3024"/>
-            <w:vAlign w:val="center"/>
-            <w:tcMar>
-              <w:top w:w="105" w:type="dxa"/>
-              <w:bottom w:w="105" w:type="dxa"/>
-              <w:left w:w="145" w:type="dxa"/>
-              <w:right w:w="145" w:type="dxa"/>
-            </w:tcMar>
-          </w:tcPr>
-          <w:p>
-            <w:pPr>
-              <w:spacing w:before="40" w:after="40" w:line="341" w:lineRule="auto"/>
-              <w:jc w:val="left"/>
-            </w:pPr>
-            <w:r/>
-            <w:r>
-              <w:rPr>
-                <w:rFonts w:ascii="Times New Roman" w:hAnsi="Times New Roman" w:eastAsia="宋体"/>
-                <w:b/>
-                <w:color w:val="191919"/>
-                <w:sz w:val="19"/>
-              </w:rPr>
-              <w:t>罗仕强手持《爱荣机械制造厂 IRON MACHINERY 月报》</w:t>
-              <w:br/>
-              <w:t>（场次：第15-4场）</w:t>
-            </w:r>
-          </w:p>
-        </w:tc>
-        <w:tc>
-          <w:tcPr>
-            <w:tcW w:type="dxa" w:w="7344"/>
-            <w:vAlign w:val="center"/>
-            <w:tcMar>
-              <w:top w:w="105" w:type="dxa"/>
-              <w:bottom w:w="105" w:type="dxa"/>
-              <w:left w:w="145" w:type="dxa"/>
-              <w:right w:w="145" w:type="dxa"/>
-            </w:tcMar>
-          </w:tcPr>
-          <w:p>
-            <w:pPr>
-              <w:spacing w:before="40" w:after="40" w:line="341" w:lineRule="auto"/>
-              <w:jc w:val="left"/>
-            </w:pPr>
-            <w:r/>
-            <w:r>
-              <w:rPr>
-                <w:rFonts w:ascii="Times New Roman" w:hAnsi="Times New Roman" w:eastAsia="宋体"/>
-                <w:b w:val="0"/>
-                <w:color w:val="191919"/>
-                <w:sz w:val="19"/>
-              </w:rPr>
-              <w:t>【原片微距文字与物理特征实证】罗仕强对着DV镜头狂念企业宣传稿，被赵左右叫停后解释“爱荣”既是英语铁（Iron）的音译，更是纪念生命中第一个女人阿荣（夏文荣）。</w:t>
-            </w:r>
-          </w:p>
-        </w:tc>
-      </w:tr>
-      <w:tr>
-        <w:trPr>
-          <w:cantSplit/>
-        </w:trPr>
-        <w:tc>
-          <w:tcPr>
-            <w:tcW w:type="dxa" w:w="3024"/>
-            <w:vAlign w:val="center"/>
-            <w:tcMar>
-              <w:top w:w="105" w:type="dxa"/>
-              <w:bottom w:w="105" w:type="dxa"/>
-              <w:left w:w="145" w:type="dxa"/>
-              <w:right w:w="145" w:type="dxa"/>
-            </w:tcMar>
-            <w:shd w:fill="F7FAFC"/>
-          </w:tcPr>
-          <w:p>
-            <w:pPr>
-              <w:spacing w:before="40" w:after="40" w:line="341" w:lineRule="auto"/>
-              <w:jc w:val="left"/>
-            </w:pPr>
-            <w:r/>
-            <w:r>
-              <w:rPr>
-                <w:rFonts w:ascii="Times New Roman" w:hAnsi="Times New Roman" w:eastAsia="宋体"/>
-                <w:b/>
-                <w:color w:val="191919"/>
-                <w:sz w:val="19"/>
-              </w:rPr>
-              <w:t>车间“V易灵数控 AVL650e”机床与罗厂长救人摆拍秀</w:t>
-              <w:br/>
-              <w:t>（场次：第15-4场）</w:t>
-            </w:r>
-          </w:p>
-        </w:tc>
-        <w:tc>
-          <w:tcPr>
-            <w:tcW w:type="dxa" w:w="7344"/>
-            <w:vAlign w:val="center"/>
-            <w:tcMar>
-              <w:top w:w="105" w:type="dxa"/>
-              <w:bottom w:w="105" w:type="dxa"/>
-              <w:left w:w="145" w:type="dxa"/>
-              <w:right w:w="145" w:type="dxa"/>
-            </w:tcMar>
-            <w:shd w:fill="F7FAFC"/>
-          </w:tcPr>
-          <w:p>
-            <w:pPr>
-              <w:spacing w:before="40" w:after="40" w:line="341" w:lineRule="auto"/>
-              <w:jc w:val="left"/>
-            </w:pPr>
-            <w:r/>
-            <w:r>
-              <w:rPr>
-                <w:rFonts w:ascii="Times New Roman" w:hAnsi="Times New Roman" w:eastAsia="宋体"/>
-                <w:b w:val="0"/>
-                <w:color w:val="191919"/>
-                <w:sz w:val="19"/>
-              </w:rPr>
-              <w:t>【原片微距文字与物理特征实证】罗仕强在车间上演救被卡胖工人的浮夸大戏，胖工人对着镜头背诵昨晚罗厂长亲自改的台词：“爱荣机械厂在罗厂长的亲身指挥下越来越好！”</w:t>
-            </w:r>
-          </w:p>
-        </w:tc>
-      </w:tr>
-      <w:tr>
-        <w:trPr>
-          <w:cantSplit/>
-        </w:trPr>
-        <w:tc>
-          <w:tcPr>
-            <w:tcW w:type="dxa" w:w="3024"/>
-            <w:vAlign w:val="center"/>
-            <w:tcMar>
-              <w:top w:w="105" w:type="dxa"/>
-              <w:bottom w:w="105" w:type="dxa"/>
-              <w:left w:w="145" w:type="dxa"/>
-              <w:right w:w="145" w:type="dxa"/>
-            </w:tcMar>
-          </w:tcPr>
-          <w:p>
-            <w:pPr>
-              <w:spacing w:before="40" w:after="40" w:line="341" w:lineRule="auto"/>
-              <w:jc w:val="left"/>
-            </w:pPr>
-            <w:r/>
-            <w:r>
-              <w:rPr>
-                <w:rFonts w:ascii="Times New Roman" w:hAnsi="Times New Roman" w:eastAsia="宋体"/>
-                <w:b/>
-                <w:color w:val="191919"/>
-                <w:sz w:val="19"/>
-              </w:rPr>
-              <w:t>废旧库房外醉酒老工人手中的“燕京啤酒”与实名曝光</w:t>
-              <w:br/>
-              <w:t>（场次：第15-5场）</w:t>
-            </w:r>
-          </w:p>
-        </w:tc>
-        <w:tc>
-          <w:tcPr>
-            <w:tcW w:type="dxa" w:w="7344"/>
-            <w:vAlign w:val="center"/>
-            <w:tcMar>
-              <w:top w:w="105" w:type="dxa"/>
-              <w:bottom w:w="105" w:type="dxa"/>
-              <w:left w:w="145" w:type="dxa"/>
-              <w:right w:w="145" w:type="dxa"/>
-            </w:tcMar>
-          </w:tcPr>
-          <w:p>
-            <w:pPr>
-              <w:spacing w:before="40" w:after="40" w:line="341" w:lineRule="auto"/>
-              <w:jc w:val="left"/>
-            </w:pPr>
-            <w:r/>
-            <w:r>
-              <w:rPr>
-                <w:rFonts w:ascii="Times New Roman" w:hAnsi="Times New Roman" w:eastAsia="宋体"/>
-                <w:b w:val="0"/>
-                <w:color w:val="191919"/>
-                <w:sz w:val="19"/>
-              </w:rPr>
-              <w:t>【原片微距文字与物理特征实证】老工人大白天喝着燕京啤酒，对着罗爱文的DV镜头实名控诉：“罗仕强厂长包庇纵容总工程师林善才，瞎指挥、拿回扣，俩人狼狈为奸！”</w:t>
-            </w:r>
-          </w:p>
-        </w:tc>
-      </w:tr>
-      <w:tr>
-        <w:trPr>
-          <w:cantSplit/>
-        </w:trPr>
-        <w:tc>
-          <w:tcPr>
-            <w:tcW w:type="dxa" w:w="3024"/>
-            <w:vAlign w:val="center"/>
-            <w:tcMar>
-              <w:top w:w="105" w:type="dxa"/>
-              <w:bottom w:w="105" w:type="dxa"/>
-              <w:left w:w="145" w:type="dxa"/>
-              <w:right w:w="145" w:type="dxa"/>
-            </w:tcMar>
-            <w:shd w:fill="F7FAFC"/>
-          </w:tcPr>
-          <w:p>
-            <w:pPr>
-              <w:spacing w:before="40" w:after="40" w:line="341" w:lineRule="auto"/>
-              <w:jc w:val="left"/>
-            </w:pPr>
-            <w:r/>
-            <w:r>
-              <w:rPr>
-                <w:rFonts w:ascii="Times New Roman" w:hAnsi="Times New Roman" w:eastAsia="宋体"/>
-                <w:b/>
-                <w:color w:val="191919"/>
-                <w:sz w:val="19"/>
-              </w:rPr>
-              <w:t>会议室白板《日生产任务计划》与罗仕强追抢DV摄像机</w:t>
-              <w:br/>
-              <w:t>（场次：第15-6场）</w:t>
-            </w:r>
-          </w:p>
-        </w:tc>
-        <w:tc>
-          <w:tcPr>
-            <w:tcW w:type="dxa" w:w="7344"/>
-            <w:vAlign w:val="center"/>
-            <w:tcMar>
-              <w:top w:w="105" w:type="dxa"/>
-              <w:bottom w:w="105" w:type="dxa"/>
-              <w:left w:w="145" w:type="dxa"/>
-              <w:right w:w="145" w:type="dxa"/>
-            </w:tcMar>
-            <w:shd w:fill="F7FAFC"/>
-          </w:tcPr>
-          <w:p>
-            <w:pPr>
-              <w:spacing w:before="40" w:after="40" w:line="341" w:lineRule="auto"/>
-              <w:jc w:val="left"/>
-            </w:pPr>
-            <w:r/>
-            <w:r>
-              <w:rPr>
-                <w:rFonts w:ascii="Times New Roman" w:hAnsi="Times New Roman" w:eastAsia="宋体"/>
-                <w:b w:val="0"/>
-                <w:color w:val="191919"/>
-                <w:sz w:val="19"/>
-              </w:rPr>
-              <w:t>【原片微距文字与物理特征实证】罗仕强听说儿子要把爆料视频发上网后翻脸抢夺DV，父子俩绕着会议室长桌追逐，罗爱文在白板前拍桌怒吼：“我不姓罗了！”</w:t>
-            </w:r>
-          </w:p>
-        </w:tc>
-      </w:tr>
-      <w:tr>
-        <w:trPr>
-          <w:cantSplit/>
-        </w:trPr>
-        <w:tc>
-          <w:tcPr>
-            <w:tcW w:type="dxa" w:w="3024"/>
-            <w:vAlign w:val="center"/>
-            <w:tcMar>
-              <w:top w:w="105" w:type="dxa"/>
-              <w:bottom w:w="105" w:type="dxa"/>
-              <w:left w:w="145" w:type="dxa"/>
-              <w:right w:w="145" w:type="dxa"/>
-            </w:tcMar>
-          </w:tcPr>
-          <w:p>
-            <w:pPr>
-              <w:spacing w:before="40" w:after="40" w:line="341" w:lineRule="auto"/>
-              <w:jc w:val="left"/>
-            </w:pPr>
-            <w:r/>
-            <w:r>
-              <w:rPr>
-                <w:rFonts w:ascii="Times New Roman" w:hAnsi="Times New Roman" w:eastAsia="宋体"/>
-                <w:b/>
-                <w:color w:val="191919"/>
-                <w:sz w:val="19"/>
-              </w:rPr>
-              <w:t>赵左右从SONY DV摄像机中取出交给罗仕强的DVD光盘</w:t>
-              <w:br/>
-              <w:t>（场次：第15-7场）</w:t>
-            </w:r>
-          </w:p>
-        </w:tc>
-        <w:tc>
-          <w:tcPr>
-            <w:tcW w:type="dxa" w:w="7344"/>
-            <w:vAlign w:val="center"/>
-            <w:tcMar>
-              <w:top w:w="105" w:type="dxa"/>
-              <w:bottom w:w="105" w:type="dxa"/>
-              <w:left w:w="145" w:type="dxa"/>
-              <w:right w:w="145" w:type="dxa"/>
-            </w:tcMar>
-          </w:tcPr>
-          <w:p>
-            <w:pPr>
-              <w:spacing w:before="40" w:after="40" w:line="341" w:lineRule="auto"/>
-              <w:jc w:val="left"/>
-            </w:pPr>
-            <w:r/>
-            <w:r>
-              <w:rPr>
-                <w:rFonts w:ascii="Times New Roman" w:hAnsi="Times New Roman" w:eastAsia="宋体"/>
-                <w:b w:val="0"/>
-                <w:color w:val="191919"/>
-                <w:sz w:val="19"/>
-              </w:rPr>
-              <w:t>【原片微距文字与物理特征实证】目睹林善才拿核心技术要挟罗仕强后，16岁赵左右走进车间取出爆料光盘交给罗仕强，只说了一句“罗爱文是我兄弟”，用少年赤诚拦下了电车。</w:t>
-            </w:r>
-          </w:p>
-        </w:tc>
-      </w:tr>
-      <w:tr>
-        <w:trPr>
-          <w:cantSplit/>
-        </w:trPr>
-        <w:tc>
-          <w:tcPr>
-            <w:tcW w:type="dxa" w:w="3024"/>
-            <w:vAlign w:val="center"/>
-            <w:tcMar>
-              <w:top w:w="105" w:type="dxa"/>
-              <w:bottom w:w="105" w:type="dxa"/>
-              <w:left w:w="145" w:type="dxa"/>
-              <w:right w:w="145" w:type="dxa"/>
-            </w:tcMar>
-            <w:shd w:fill="F7FAFC"/>
-          </w:tcPr>
-          <w:p>
-            <w:pPr>
-              <w:spacing w:before="40" w:after="40" w:line="341" w:lineRule="auto"/>
-              <w:jc w:val="left"/>
-            </w:pPr>
-            <w:r/>
-            <w:r>
-              <w:rPr>
-                <w:rFonts w:ascii="Times New Roman" w:hAnsi="Times New Roman" w:eastAsia="宋体"/>
-                <w:b/>
-                <w:color w:val="191919"/>
-                <w:sz w:val="19"/>
-              </w:rPr>
-              <w:t>“岁月潭 / 月霖步道”路牌与荀未来在冰湖咬卡奇滋饼干棒</w:t>
-              <w:br/>
-              <w:t>（场次：第15-8场）</w:t>
-            </w:r>
-          </w:p>
-        </w:tc>
-        <w:tc>
-          <w:tcPr>
-            <w:tcW w:type="dxa" w:w="7344"/>
-            <w:vAlign w:val="center"/>
-            <w:tcMar>
-              <w:top w:w="105" w:type="dxa"/>
-              <w:bottom w:w="105" w:type="dxa"/>
-              <w:left w:w="145" w:type="dxa"/>
-              <w:right w:w="145" w:type="dxa"/>
-            </w:tcMar>
-            <w:shd w:fill="F7FAFC"/>
-          </w:tcPr>
-          <w:p>
-            <w:pPr>
-              <w:spacing w:before="40" w:after="40" w:line="341" w:lineRule="auto"/>
-              <w:jc w:val="left"/>
-            </w:pPr>
-            <w:r/>
-            <w:r>
-              <w:rPr>
-                <w:rFonts w:ascii="Times New Roman" w:hAnsi="Times New Roman" w:eastAsia="宋体"/>
-                <w:b w:val="0"/>
-                <w:color w:val="191919"/>
-                <w:sz w:val="19"/>
-              </w:rPr>
-              <w:t>【原片微距文字与物理特征实证】听完16岁赵左右“绝不坑兄弟”的回答与罗爱文立志学机械技术后，解开心结的41岁荀未来独自来到冰封的岁月潭湖面，咬着卡奇滋饼干棒静立风雪中。</w:t>
+              <w:t>荀未来在雪原欲点燃巧克力棒自我放逐回2033，16岁小赵狂奔赶到一巴掌拍飞打火机，播放《致未来的我》DV录像，与41岁的自己紧紧相拥达成和解。</w:t>
             </w:r>
           </w:p>
         </w:tc>
@@ -3970,17 +2516,10 @@
               <w:spacing w:before="40" w:after="40" w:line="341" w:lineRule="auto"/>
               <w:jc w:val="left"/>
             </w:pPr>
-            <w:r/>
             <w:r>
-              <w:rPr>
-                <w:rFonts w:ascii="Times New Roman" w:hAnsi="Times New Roman" w:eastAsia="宋体"/>
-                <w:b/>
-                <w:color w:val="191919"/>
-                <w:sz w:val="19"/>
-              </w:rPr>
               <w:t>S01 @ 00:22.0 (第15-1场)</w:t>
               <w:br/>
-              <w:t>（场次：谢兴阳）</w:t>
+              <w:t>（场次：）</w:t>
             </w:r>
           </w:p>
         </w:tc>
@@ -4034,17 +2573,10 @@
               <w:spacing w:before="40" w:after="40" w:line="341" w:lineRule="auto"/>
               <w:jc w:val="left"/>
             </w:pPr>
-            <w:r/>
             <w:r>
-              <w:rPr>
-                <w:rFonts w:ascii="Times New Roman" w:hAnsi="Times New Roman" w:eastAsia="宋体"/>
-                <w:b/>
-                <w:color w:val="191919"/>
-                <w:sz w:val="19"/>
-              </w:rPr>
               <w:t>S01 @ 01:02.0 (第15-1场)</w:t>
               <w:br/>
-              <w:t>（场次：马天宇）</w:t>
+              <w:t>（场次：）</w:t>
             </w:r>
           </w:p>
         </w:tc>
@@ -4098,17 +2630,10 @@
               <w:spacing w:before="40" w:after="40" w:line="341" w:lineRule="auto"/>
               <w:jc w:val="left"/>
             </w:pPr>
-            <w:r/>
             <w:r>
-              <w:rPr>
-                <w:rFonts w:ascii="Times New Roman" w:hAnsi="Times New Roman" w:eastAsia="宋体"/>
-                <w:b/>
-                <w:color w:val="191919"/>
-                <w:sz w:val="19"/>
-              </w:rPr>
               <w:t>S01 @ 01:42.0 (第15-1场)</w:t>
               <w:br/>
-              <w:t>（场次：孙羽凡）</w:t>
+              <w:t>（场次：）</w:t>
             </w:r>
           </w:p>
         </w:tc>
@@ -4162,17 +2687,10 @@
               <w:spacing w:before="40" w:after="40" w:line="341" w:lineRule="auto"/>
               <w:jc w:val="left"/>
             </w:pPr>
-            <w:r/>
             <w:r>
-              <w:rPr>
-                <w:rFonts w:ascii="Times New Roman" w:hAnsi="Times New Roman" w:eastAsia="宋体"/>
-                <w:b/>
-                <w:color w:val="191919"/>
-                <w:sz w:val="19"/>
-              </w:rPr>
               <w:t>S01 @ 02:58.0 (第15-1场)</w:t>
               <w:br/>
-              <w:t>（场次：朱铁＆苑冉）</w:t>
+              <w:t>（场次：＆）</w:t>
             </w:r>
           </w:p>
         </w:tc>
@@ -4226,17 +2744,10 @@
               <w:spacing w:before="40" w:after="40" w:line="341" w:lineRule="auto"/>
               <w:jc w:val="left"/>
             </w:pPr>
-            <w:r/>
             <w:r>
-              <w:rPr>
-                <w:rFonts w:ascii="Times New Roman" w:hAnsi="Times New Roman" w:eastAsia="宋体"/>
-                <w:b/>
-                <w:color w:val="191919"/>
-                <w:sz w:val="19"/>
-              </w:rPr>
               <w:t>S01 @ 04:28.0 (第15-3场)</w:t>
               <w:br/>
-              <w:t>（场次：林翠）</w:t>
+              <w:t>（场次：）</w:t>
             </w:r>
           </w:p>
         </w:tc>
@@ -4354,17 +2865,10 @@
               <w:spacing w:before="40" w:after="40" w:line="341" w:lineRule="auto"/>
               <w:jc w:val="left"/>
             </w:pPr>
-            <w:r/>
             <w:r>
-              <w:rPr>
-                <w:rFonts w:ascii="Times New Roman" w:hAnsi="Times New Roman" w:eastAsia="宋体"/>
-                <w:b/>
-                <w:color w:val="191919"/>
-                <w:sz w:val="19"/>
-              </w:rPr>
               <w:t>S02 @ 06:13.0 (第15-3场)</w:t>
               <w:br/>
-              <w:t>（场次：曾宥臻）</w:t>
+              <w:t>（场次：）</w:t>
             </w:r>
           </w:p>
         </w:tc>

--- a/01_《三人行》全24集全流程标杆成品库/03_剧作结构、悬念节奏与视听解码/EP15_《三人行》第十五集《左或右》剧作结构、悬念节奏与视听解码.docx
+++ b/01_《三人行》全24集全流程标杆成品库/03_剧作结构、悬念节奏与视听解码/EP15_《三人行》第十五集《左或右》剧作结构、悬念节奏与视听解码.docx
@@ -229,13 +229,9 @@
               <w:jc w:val="left"/>
             </w:pPr>
             <w:r>
-              <w:rPr>
-                <w:rFonts w:ascii="黑体" w:hAnsi="黑体"/>
-                <w:b/>
-              </w:rPr>
               <w:t>爱荣机械制造厂学工锻造铁锤与索尼DV机</w:t>
               <w:br/>
-              <w:t>（15-4至15-12场）</w:t>
+              <w:t>（15-3至15-7场）</w:t>
             </w:r>
           </w:p>
         </w:tc>
@@ -281,13 +277,9 @@
               <w:jc w:val="left"/>
             </w:pPr>
             <w:r>
-              <w:rPr>
-                <w:rFonts w:ascii="黑体" w:hAnsi="黑体"/>
-                <w:b/>
-              </w:rPr>
               <w:t>岁月潭风雪夜的金属打火机与《致未来的我》DV带</w:t>
               <w:br/>
-              <w:t>（15-17至15-18场）</w:t>
+              <w:t>（15-8场）</w:t>
             </w:r>
           </w:p>
         </w:tc>

--- a/01_《三人行》全24集全流程标杆成品库/03_剧作结构、悬念节奏与视听解码/EP15_《三人行》第十五集《左或右》剧作结构、悬念节奏与视听解码.docx
+++ b/01_《三人行》全24集全流程标杆成品库/03_剧作结构、悬念节奏与视听解码/EP15_《三人行》第十五集《左或右》剧作结构、悬念节奏与视听解码.docx
@@ -850,21 +850,10 @@
             </w:tcMar>
           </w:tcPr>
           <w:p>
-            <w:pPr>
-              <w:spacing w:before="40" w:after="40" w:line="341" w:lineRule="auto"/>
-              <w:jc w:val="left"/>
-            </w:pPr>
-            <w:r/>
             <w:r>
-              <w:rPr>
-                <w:rFonts w:ascii="Times New Roman" w:hAnsi="Times New Roman" w:eastAsia="宋体"/>
-                <w:b w:val="0"/>
-                <w:color w:val="191919"/>
-                <w:sz w:val="19"/>
-              </w:rPr>
               <w:t>【出场人物】赵左右（内心独白）、荀未来、罗爱文、赵左右、刘美奕、赵东来</w:t>
               <w:br/>
-              <w:t>【本场戏剧功能与导演调度任务】夜晚，五零一室赵左右的卧室内，十六岁的赵左右坐在书桌前，低头端详着手里那沓二零零八年手撕老黄历（最上面一张印着“2008 1月大 30 丁亥年十二月廿三 星期三”）。回想起刚才在烧烤店里荀未来面不改色大口吃下烤菠萝牛肉串的一幕，少年原本笃定的眼神渐渐转为困惑与释怀。 同一时刻，罗……</w:t>
+              <w:t>【本场戏剧功能与导演调度任务】【开篇立局/黄金冷开场调度】以「内　501室赵左右卧室·罗爱文家地下室与501室客厅 — 夜/日」为物理容器，聚焦（赵左右（内心独白）、荀未来、罗爱文、赵左右、刘美奕、赵东来）的对手戏力场，核心导演任务在于：利用跨时空媒介错位与同源生理本能推进身份掉马与主体性宣战。</w:t>
               <w:br/>
               <w:t>【完整剧情推进与动作细节】夜晚，五零一室赵左右的卧室内，十六岁的赵左右坐在书桌前，低头端详着手里那沓二零零八年手撕老黄历（最上面一张印着“2008 1月大 30 丁亥年十二月廿三 星期三”）。回想起刚才在烧烤店里荀未来面不改色大口吃下烤菠萝牛肉串的一幕，少年原本笃定的眼神渐渐转为困惑与释怀。 同一时刻，罗爱文家的地下室房间内，刚刚在烧烤店硬炫了一整盘烤菠萝的四十一岁荀未来疯了一样冲下楼梯！他脖子和脸颊上已经起了一大片鲜红的过敏红疹，奇痒难耐地死死抓挠着脖子，翻箱倒柜地拉开抽屉和储物架寻找抗过敏药。 荀未来终于在铁架上抓到了那瓶白色抗过敏药，手忙脚乱地拧开瓶盖倒出药片塞进嘴里；听到动静的罗爱文匆匆从门外跑进地下室，看到浑身通红瘫坐在地上的荀哥吓了一大跳。 荀未来背靠着柜子坐在地上，一边拼命抓挠着脖子一边哑着嗓子向罗爱文求助。 罗爱文连声答应着“好，好”，飞快地跑去拿起保温壶倒了一杯温水，小跑着端到荀未来面前递给他。 荀未来接过水杯猛灌了两口把药咽下去，喘着粗气道了声谢。 罗爱文蹲在荀未来身旁，看着他脖子上吓人的红疹，满脸担心地伸手替他轻轻顺着后背。 荀未来摆了摆手，刚想继续挠脖子，被罗爱文连忙握住手腕拦下。</w:t>
               <w:br/>
@@ -984,21 +973,10 @@
             </w:tcMar>
           </w:tcPr>
           <w:p>
-            <w:pPr>
-              <w:spacing w:before="40" w:after="40" w:line="341" w:lineRule="auto"/>
-              <w:jc w:val="left"/>
-            </w:pPr>
-            <w:r/>
             <w:r>
-              <w:rPr>
-                <w:rFonts w:ascii="Times New Roman" w:hAnsi="Times New Roman" w:eastAsia="宋体"/>
-                <w:b w:val="0"/>
-                <w:color w:val="191919"/>
-                <w:sz w:val="19"/>
-              </w:rPr>
               <w:t>【出场人物】罗爱文、赵左右、荀未来、戴娟、赵左右/荀未来/罗爱文、罗仕强、王一漫、钳工师傅、徐图图（闪回）</w:t>
               <w:br/>
-              <w:t>【本场戏剧功能与导演调度任务】周六上午八点，长林市第八中学校门外停着几辆印有“皇家商务 VIP（吉A·6360U）”字样的大巴车，画面浮现本集片名：第 15 集 左或右。 高一十班和九班的学生们背着行李包在大巴车旁列队集合。站在队列里的罗爱文凑到赵左右身旁，小声检查拍摄设备。</w:t>
+              <w:t>【本场戏剧功能与导演调度任务】【中点转折与矛盾升级调度】以「外/内　长林八中校门大巴车旁与爱荣机械制造厂车间 — 日」为物理容器，聚焦（罗爱文、赵左右、荀未来、戴娟、赵左右/荀未来/罗爱文、罗仕强、王一漫、钳工师傅、徐图图（闪回））的对手戏力场，核心导演任务在于：通过生活化微动作与潜台词交锋外化角色心理位移，衔接前后场因果链条。</w:t>
               <w:br/>
               <w:t>【完整剧情推进与动作细节】周六上午八点，长林市第八中学校门外停着几辆印有“皇家商务 VIP（吉A·6360U）”字样的大巴车，画面浮现本集片名：第 15 集 左或右。 高一十班和九班的学生们背着行李包在大巴车旁列队集合。站在队列里的罗爱文凑到赵左右身旁，小声检查拍摄设备。 赵左右拍了拍胸口掛着的DV包，自信满满地回答。 罗爱文紧接着又问了一句关键耗材。 赵左右脸色骤变，连忙拉开背包拉链翻找了一通，绝望地一拍脑门！ 罗爱文懊恼地叹了口气：“哎呀……”就在这时，站在旁边的四十一岁荀未来微微一笑，不慌不忙地从外套口袋里掏出一张崭新的迷你DVD储存光盘，递到了赵左右面前！赵左右如获至宝地接过光盘，激动地直拍荀未来的肩膀。 罗爱文也竖起大拇指佩服道：“还得是你啊！”荀未来得意地扬了扬下巴。 站在大巴车门旁的教导主任戴娟看到他们三个凑在一起嘀咕，立刻招手把三人叫出队列训话。</w:t>
               <w:br/>
@@ -1053,21 +1031,10 @@
             <w:shd w:fill="F7FAFC"/>
           </w:tcPr>
           <w:p>
-            <w:pPr>
-              <w:spacing w:before="40" w:after="40" w:line="341" w:lineRule="auto"/>
-              <w:jc w:val="left"/>
-            </w:pPr>
-            <w:r/>
             <w:r>
-              <w:rPr>
-                <w:rFonts w:ascii="Times New Roman" w:hAnsi="Times New Roman" w:eastAsia="宋体"/>
-                <w:b w:val="0"/>
-                <w:color w:val="191919"/>
-                <w:sz w:val="19"/>
-              </w:rPr>
               <w:t>【出场人物】罗仕强、赵左右、夏文荣（闪回）、青年罗仕强（闪回）、厂长助理、被困胖工人</w:t>
               <w:br/>
-              <w:t>【本场戏剧功能与导演调度任务】中午的工厂男生宿舍内，四十一岁的荀未来正坐在书桌前操作笔记本电脑上的视频剪辑软件，将王一漫问“请问这个我要怎么锯呢”与师傅训斥的画面恶意拼接在一起，试图剪出大小姐受挫的戏剧冲突。 同一时刻，爱荣机械制造厂挂满锦旗（“捐资助学功德无量 情系教育树人育才”）的厂长办公室内，十六岁的赵……</w:t>
+              <w:t>【本场戏剧功能与导演调度任务】【中点转折与矛盾升级调度】以「内　工厂宿舍·爱荣机械厂厂长办公室·1990年代雪原卡车（闪回）与生产车间 — 日」为物理容器，聚焦（罗仕强、赵左右、夏文荣（闪回）、青年罗仕强（闪回）、厂长助理、被困胖工人）的对手戏力场，核心导演任务在于：通过生活化微动作与潜台词交锋外化角色心理位移，衔接前后场因果链条。</w:t>
               <w:br/>
               <w:t>【完整剧情推进与动作细节】中午的工厂男生宿舍内，四十一岁的荀未来正坐在书桌前操作笔记本电脑上的视频剪辑软件，将王一漫问“请问这个我要怎么锯呢”与师傅训斥的画面恶意拼接在一起，试图剪出大小姐受挫的戏剧冲突。 同一时刻，爱荣机械制造厂挂满锦旗（“捐资助学功德无量 情系教育树人育才”）的厂长办公室内，十六岁的赵左右正举着索尼DV摄像机对准办公桌后的厂长罗仕强。罗仕强手里端着一份印有“爱荣机械 IRON MACHINERY”字样的《月度工作报告》，正襟危坐、字正腔圆地对着镜头背诵官话。 罗仕强一边念一边把印着大号厂名的报告纸直愣愣地怼到DV镜头前展示！十六岁的赵左右连忙放下DV摄像机，礼貌地打断他。 罗仕强尴尬地“呃、嗷”了两声，指着文件封面上“IRON MACHINERY”的英文标志强行解释。 赵左右皱着眉头实话实说；罗仕强若有所思地低下头沉默了片刻。 罗仕强抬起头，收起了刚才打官腔的架子，示意赵左右重新开机。 赵左右说了声“行”，重新举起DV对准他。面对镜头，罗仕强的眼神渐渐变得深沉而遥远，缓缓说出了“爱荣”厂名背后的真正由来。 画面淡入二十世纪九十年代的柔光回忆：漫天冰雪的东北林区公路上，年轻时的罗仕强正开着一辆老式蓝色“跃进牌”大卡车往前走。由于连续熬夜跑车，年轻的罗仕强困得脑袋猛地往下一点，方向盘瞬间跑偏！坐在副驾驶座上的年轻姑娘阿荣（夏文荣）惊呼一声，一把伸手扶正方向盘！</w:t>
               <w:br/>
@@ -1120,21 +1087,10 @@
             </w:tcMar>
           </w:tcPr>
           <w:p>
-            <w:pPr>
-              <w:spacing w:before="40" w:after="40" w:line="341" w:lineRule="auto"/>
-              <w:jc w:val="left"/>
-            </w:pPr>
-            <w:r/>
             <w:r>
-              <w:rPr>
-                <w:rFonts w:ascii="Times New Roman" w:hAnsi="Times New Roman" w:eastAsia="宋体"/>
-                <w:b w:val="0"/>
-                <w:color w:val="191919"/>
-                <w:sz w:val="19"/>
-              </w:rPr>
               <w:t>【出场人物】荀未来、赵左右、罗爱文、醉酒老工人</w:t>
               <w:br/>
-              <w:t>【本场戏剧功能与导演调度任务】车间过道里，罗爱文正张开双臂像小鸟一样蹦蹦跳跳地喊着“飞呀，飞呀”，看到拍完罗厂长走过来的赵左右和迎上来的荀未来，连忙停下脚步。荀未来双手插兜关切地询问赵左右。 赵左右低头看着DV摄像机，眉头微蹙地说出了心里的违和感。</w:t>
+              <w:t>【本场戏剧功能与导演调度任务】【中点转折与矛盾升级调度】以「内/外　车间过道·厂区废旧库房门外与机修工作间 — 日」为物理容器，聚焦（荀未来、赵左右、罗爱文、醉酒老工人）的对手戏力场，核心导演任务在于：通过生活化微动作与潜台词交锋外化角色心理位移，衔接前后场因果链条。</w:t>
               <w:br/>
               <w:t>【完整剧情推进与动作细节】车间过道里，罗爱文正张开双臂像小鸟一样蹦蹦跳跳地喊着“飞呀，飞呀”，看到拍完罗厂长走过来的赵左右和迎上来的荀未来，连忙停下脚步。荀未来双手插兜关切地询问赵左右。 赵左右低头看着DV摄像机，眉头微蹙地说出了心里的违和感。 荀未来拍了拍赵左右的肩膀，自信满满地安慰他。 赵左右收起DV，转头看向还没拍工人视角的罗爱文。 罗爱文兴奋地比了个OK手势，得意地说出父亲的安排。 已经领教过罗厂长“安排”的赵左右立刻摇了摇头，坚持纪实原则。 三人走出温暖的车间，来到厂区背阴处一排冷清的废旧集装箱与库房外。寒风呼啸，罗爱文冻得直搓手哈气：“好冷啊，这没人啊。”突然，荀未来停下脚步，指向前方库房门口一个正背靠着砖墙、大白天独饮“燕京啤酒”的五十多岁老工人。 赵左右眼睛一亮，把DV摄像机递给罗爱文并打开录制开关（●REC SP）。</w:t>
               <w:br/>
@@ -1189,21 +1145,10 @@
             <w:shd w:fill="F7FAFC"/>
           </w:tcPr>
           <w:p>
-            <w:pPr>
-              <w:spacing w:before="40" w:after="40" w:line="341" w:lineRule="auto"/>
-              <w:jc w:val="left"/>
-            </w:pPr>
-            <w:r/>
             <w:r>
-              <w:rPr>
-                <w:rFonts w:ascii="Times New Roman" w:hAnsi="Times New Roman" w:eastAsia="宋体"/>
-                <w:b w:val="0"/>
-                <w:color w:val="191919"/>
-                <w:sz w:val="19"/>
-              </w:rPr>
               <w:t>【出场人物】罗仕强、罗爱文、赵左右、荀未来</w:t>
               <w:br/>
-              <w:t>【本场戏剧功能与导演调度任务】厂长办公室内，听完儿子复述老工人爆料的罗仕强猛地一拍办公桌，装出一副义愤填膺的模样向罗爱文表态。 单纯的罗爱文抱着DV机站在办公桌前，还是有些疑惑地追问了一句。</w:t>
+              <w:t>【本场戏剧功能与导演调度任务】【中点转折与矛盾升级调度】以「内　爱荣机械厂厂长办公室·会议室与男生宿舍 — 日/夜」为物理容器，聚焦（罗仕强、罗爱文、赵左右、荀未来）的对手戏力场，核心导演任务在于：通过生活化微动作与潜台词交锋外化角色心理位移，衔接前后场因果链条。</w:t>
               <w:br/>
               <w:t>【完整剧情推进与动作细节】厂长办公室内，听完儿子复述老工人爆料的罗仕强猛地一拍办公桌，装出一副义愤填膺的模样向罗爱文表态。 单纯的罗爱文抱着DV机站在办公桌前，还是有些疑惑地追问了一句。 罗仕强眼珠一转，笑着绕出办公桌走到儿子面前，一边拍着他的肩膀一边套话打听那个老工人的长相！ 罗爱文想起荀哥刚才的提醒，警惕地后退了半步。 罗仕强立刻赌咒发誓，拉着罗爱文往沙发上坐，满嘴“有则改之无则加勉”的漂亮话。 罗爱文听信了父亲的话，天真地顺着话头试探了一句。 “发到网上”四个字一出，罗仕强脸上的笑容瞬间僵住！ 罗爱文为了保护两个好兄弟，主动把责任全揽到了自己身上。</w:t>
               <w:br/>
@@ -1256,21 +1201,10 @@
             </w:tcMar>
           </w:tcPr>
           <w:p>
-            <w:pPr>
-              <w:spacing w:before="40" w:after="40" w:line="341" w:lineRule="auto"/>
-              <w:jc w:val="left"/>
-            </w:pPr>
-            <w:r/>
             <w:r>
-              <w:rPr>
-                <w:rFonts w:ascii="Times New Roman" w:hAnsi="Times New Roman" w:eastAsia="宋体"/>
-                <w:b w:val="0"/>
-                <w:color w:val="191919"/>
-                <w:sz w:val="19"/>
-              </w:rPr>
               <w:t>【出场人物】罗仕强、林善才、赵左右、荀未来（内心独白）</w:t>
               <w:br/>
-              <w:t>【本场戏剧功能与导演调度任务】夜幕降临，爱荣机械厂空旷的组装车间内亮着顶灯。总工程师林善才正与厂长罗仕强站在车床旁激烈对峙；跑过来的赵左右、荀未来和罗爱文听到里面的争吵声，连忙弯下腰悄悄趴在车间外走廊的玻璃窗台上往里窥视。 戴着眼镜、神态嚣张的总工程师林善才冷笑一声，逼近罗仕强，当面揭穿他的老底！</w:t>
+              <w:t>【本场戏剧功能与导演调度任务】【片尾断章/高潮尾钩（Cliffhanger）调度】以「外/内　爱荣机械厂组装车间窗外与车间内部 — 夜」为物理容器，聚焦（罗仕强、林善才、赵左右、荀未来（内心独白））的对手戏力场，核心导演任务在于：通过生活化微动作与潜台词交锋外化角色心理位移，衔接前后场因果链条。</w:t>
               <w:br/>
               <w:t>【完整剧情推进与动作细节】夜幕降临，爱荣机械厂空旷的组装车间内亮着顶灯。总工程师林善才正与厂长罗仕强站在车床旁激烈对峙；跑过来的赵左右、荀未来和罗爱文听到里面的争吵声，连忙弯下腰悄悄趴在车间外走廊的玻璃窗台上往里窥视。 戴着眼镜、神态嚣张的总工程师林善才冷笑一声，逼近罗仕强，当面揭穿他的老底！ 罗仕强气得脸色铁青，指着林善才质问。 林善才非但不感激，反而有恃无恐地拿工厂的新产品核心技术要挟罗仕强！ 罗仕强难以置信地看着昔日一起创业的兄弟；窗外偷听的罗爱文这才明白父亲为何一直隐忍包庇林善才，顿时愣住了。 林善才拍了拍手，满脸轻蔑地放话挑衅。 罗仕强咬牙切齿地抬手警告：“我告诉你啊林善才，你别以为我不敢！”林善才嚣张地凑到他鼻尖前放狠话，随后转身摔门扬长而去！ 空荡荡的车间里，被昔日兄弟捏住命门的罗仕强气得狠狠一脚踹在机床踏板上，背对着大门痛苦地扶额喘息。窗外的赵左右对荀未来和罗爱文小声说了句“我去”，随即推门走进了车间。</w:t>
               <w:br/>
@@ -1325,21 +1259,10 @@
             <w:shd w:fill="F7FAFC"/>
           </w:tcPr>
           <w:p>
-            <w:pPr>
-              <w:spacing w:before="40" w:after="40" w:line="341" w:lineRule="auto"/>
-              <w:jc w:val="left"/>
-            </w:pPr>
-            <w:r/>
             <w:r>
-              <w:rPr>
-                <w:rFonts w:ascii="Times New Roman" w:hAnsi="Times New Roman" w:eastAsia="宋体"/>
-                <w:b w:val="0"/>
-                <w:color w:val="191919"/>
-                <w:sz w:val="19"/>
-              </w:rPr>
               <w:t>【出场人物】罗爱文、赵左右</w:t>
               <w:br/>
-              <w:t>【本场戏剧功能与导演调度任务】深夜，工厂厂房外的积雪石阶上，十六岁的罗爱文与赵左右并肩而坐，两人在寒夜里呼出一团团白气。刚刚在窗外听完父亲心声的罗爱文双手插在大衣口袋里，低声向赵左右吐露父亲多年来的伪装。 罗爱文仰头长长地吐出一口白雾，沉默了几秒后，突然转过头目光认真地看向身旁的赵左右，说出了自己经过今天这场……</w:t>
+              <w:t>【本场戏剧功能与导演调度任务】【片尾断章/高潮尾钩（Cliffhanger）调度】以「外　爱荣机械厂室外雪夜石阶与冰封岁月潭 — 夜/傍晚」为物理容器，聚焦（罗爱文、赵左右）的对手戏力场，核心导演任务在于：通过生活化微动作与潜台词交锋外化角色心理位移，衔接前后场因果链条。</w:t>
               <w:br/>
               <w:t>【完整剧情推进与动作细节】深夜，工厂厂房外的积雪石阶上，十六岁的罗爱文与赵左右并肩而坐，两人在寒夜里呼出一团团白气。刚刚在窗外听完父亲心声的罗爱文双手插在大衣口袋里，低声向赵左右吐露父亲多年来的伪装。 罗爱文仰头长长地吐出一口白雾，沉默了几秒后，突然转过头目光认真地看向身旁的赵左右，说出了自己经过今天这场风波后的全新人生决定！ 赵左右转过头惊讶地看着他。 罗爱文摇了摇头，脸上浮起一抹前所未有的坚定与成熟。 赵左右一怔：“大专？”罗爱文用力点了点头，说出了想替父亲分担技术命门的真心话。 十六岁的赵左右静静注视着一夜长大的好兄弟，眼底满是欣慰与敬意，他用力拍了拍罗爱文的胳膊，主动向他伸出了右手！ 罗爱文灿烂一笑，伸出右手与赵左右的手掌紧紧握在一起！ 两个少年坐在雪夜的台阶上相视大笑。笑声渐歇，罗爱文忽然左右看了看，好奇地问了一句。</w:t>
               <w:br/>

--- a/01_《三人行》全24集全流程标杆成品库/03_剧作结构、悬念节奏与视听解码/EP15_《三人行》第十五集《左或右》剧作结构、悬念节奏与视听解码.docx
+++ b/01_《三人行》全24集全流程标杆成品库/03_剧作结构、悬念节奏与视听解码/EP15_《三人行》第十五集《左或右》剧作结构、悬念节奏与视听解码.docx
@@ -123,7 +123,7 @@
           <w:color w:val="141414"/>
           <w:sz w:val="21"/>
         </w:rPr>
-        <w:t>本集第15-1场与第15-7场形成了一组催人泪下的跨时空闭环：</w:t>
+        <w:t>本集与形成了一组催人泪下的跨时空闭环：</w:t>
       </w:r>
     </w:p>
     <w:p>
@@ -230,8 +230,6 @@
             </w:pPr>
             <w:r>
               <w:t>爱荣机械制造厂学工锻造铁锤与索尼DV机</w:t>
-              <w:br/>
-              <w:t>（15-3至15-7场）</w:t>
             </w:r>
           </w:p>
         </w:tc>
@@ -278,8 +276,6 @@
             </w:pPr>
             <w:r>
               <w:t>岁月潭风雪夜的金属打火机与《致未来的我》DV带</w:t>
-              <w:br/>
-              <w:t>（15-8场）</w:t>
             </w:r>
           </w:p>
         </w:tc>
@@ -337,7 +333,7 @@
           <w:color w:val="141414"/>
           <w:sz w:val="21"/>
         </w:rPr>
-        <w:t>• 多角色跨时空认知差与戏剧反讽设计（C账）：【罗氏父子的双面苦衷与岁月潭的告别决断】① 2033兄弟决裂真相解开：荀未来在2033年以为罗爱文看不起他，直到第15-1场在罗家地下室浑身红疹呼吸困难、16岁罗爱文倒温水拍背顺气说出“咱是一辈子的好兄弟”，才解开25年心结；② 爱荣厂摆拍秀背后的隐情：赵左右与罗爱文起初以为罗仕强只是虚伪好面子、包庇拿回扣的总工林善才，直到第15-7场夜晚在组装车间窗外偷听到林善才拿核心技术要挟罗仕强（全厂无人懂技术），才明白罗父忍气吞声的苦衷！</w:t>
+        <w:t>• 多角色跨时空认知差与戏剧反讽设计（C账）：【罗氏父子的双面苦衷与岁月潭的告别决断】① 2033兄弟决裂真相解开：荀未来在2033年以为罗爱文看不起他，直到在罗家地下室浑身红疹呼吸困难、16岁罗爱文倒温水拍背顺气说出“咱是一辈子的好兄弟”，才解开25年心结；② 爱荣厂摆拍秀背后的隐情：赵左右与罗爱文起初以为罗仕强只是虚伪好面子、包庇拿回扣的总工林善才，直到夜晚在组装车间窗外偷听到林善才拿核心技术要挟罗仕强（全厂无人懂技术），才明白罗父忍气吞声的苦衷！</w:t>
       </w:r>
     </w:p>
     <w:p>
@@ -353,7 +349,7 @@
           <w:color w:val="141414"/>
           <w:sz w:val="21"/>
         </w:rPr>
-        <w:t>• 起承转合五幕戏剧节拍与冷开场/强尾钩排布（B账）：• 冷开场（15-1至15-2）：501卧室小赵看着老黄历因荀未来吃下烤菠萝而打消怀疑；罗家地下室里荀未来严重菠萝过敏浑身起红疹，16岁罗爱文倒水拍背照料，解开2033兄弟心结； • 第一幕（15-3至15-4）：文科十班乘大巴赴爱荣机械制造厂学工（住一晚）；王一漫在车间锯铁受挫后，想起病房里徐图图传授的母亲舒洁推拿发力秘诀掌握技巧，并在钻床旁获赵左右鼓励“可能会发一次前所未有的疯吧”；厂长室里罗仕强讲“爱荣”厂名源于90年代开跃进卡车时女乘客阿荣（夏文荣）替他开车结为夫妻的往事，小赵追问“那为啥儿子叫爱文”令罗仕强语塞； • 第二幕（15-4后半至15-5）：车间上演胖工人假装卡机器的“厂长救人”虚假摆拍秀被小赵叫停；厂区废旧库房外，一名喝燕京啤酒的醉酒老工人对着罗爱文的DV镜头实名曝光“罗仕强包庇纵容总工程师林善才拿回扣”； • 第三幕（15-6至15-7）：罗仕强在办公室套儿子的话想开除爆料老工人；夜晚组装车间窗外，小赵、荀未来与罗爱文趴窗目睹总工程师林善才嚣张拿技术要挟罗仕强，小赵挺身走进车间主动将存有爆料视频的DV光盘交还罗仕强（“罗爱文是我兄弟”）； • 第四幕（15-8前半）：深夜厂房外积雪石阶上，读懂父亲苦衷的罗爱文向赵左右宣布不出国混文凭了，要先学真正的机械工程技术帮父亲撑起厂子（“加油，罗总工！”“好嘞，赵导！”）； • 第五幕尾钩（15-8后半）：心结尽解的41岁荀未来认为16岁小赵已能独当一面，独自走到冰封岁月潭湖心，掏出打火机与卡奇滋巧克力饼干棒放进嘴里准备离开2008年！</w:t>
+        <w:t>• 起承转合五幕戏剧节拍与冷开场/强尾钩排布（B账）：• 冷开场：501卧室小赵看着老黄历因荀未来吃下烤菠萝而打消怀疑；罗家地下室里荀未来严重菠萝过敏浑身起红疹，16岁罗爱文倒水拍背照料，解开2033兄弟心结； • 第一幕：文科十班乘大巴赴爱荣机械制造厂学工（住一晚）；王一漫在车间锯铁受挫后，想起病房里徐图图传授的母亲舒洁推拿发力秘诀掌握技巧，并在钻床旁获赵左右鼓励“可能会发一次前所未有的疯吧”；厂长室里罗仕强讲“爱荣”厂名源于90年代开跃进卡车时女乘客阿荣（夏文荣）替他开车结为夫妻的往事，小赵追问“那为啥儿子叫爱文”令罗仕强语塞； • 第二幕（15-4后半至15-5）：车间上演胖工人假装卡机器的“厂长救人”虚假摆拍秀被小赵叫停；厂区废旧库房外，一名喝燕京啤酒的醉酒老工人对着罗爱文的DV镜头实名曝光“罗仕强包庇纵容总工程师林善才拿回扣”； • 第三幕：罗仕强在办公室套儿子的话想开除爆料老工人；夜晚组装车间窗外，小赵、荀未来与罗爱文趴窗目睹总工程师林善才嚣张拿技术要挟罗仕强，小赵挺身走进车间主动将存有爆料视频的DV光盘交还罗仕强（“罗爱文是我兄弟”）； • 第四幕（15-8前半）：深夜厂房外积雪石阶上，读懂父亲苦衷的罗爱文向赵左右宣布不出国混文凭了，要先学真正的机械工程技术帮父亲撑起厂子（“加油，罗总工！”“好嘞，赵导！”）； • 第五幕尾钩（15-8后半）：心结尽解的41岁荀未来认为16岁小赵已能独当一面，独自走到冰封岁月潭湖心，掏出打火机与卡奇滋巧克力饼干棒放进嘴里准备离开2008年！</w:t>
       </w:r>
     </w:p>
     <w:tbl>
@@ -618,7 +614,7 @@
                 <w:color w:val="191919"/>
                 <w:sz w:val="19"/>
               </w:rPr>
-              <w:t>【罗氏父子的双面苦衷与岁月潭的告别决断】① 2033兄弟决裂真相解开：荀未来在2033年以为罗爱文看不起他，直到第15-1场在罗家地下室浑身红疹呼吸困难、16岁罗爱文倒温水拍背顺气说出“咱是一辈子的好兄弟”，才解开25年心结；② 爱荣厂摆拍秀背后的隐情：赵左右与罗爱文起初以为罗仕强只是虚伪好面子、包庇拿回扣的总工林善才，直到第15-7场夜晚在组装车间窗外偷听到林善才拿核心技术要挟罗仕强（全厂无人懂技术），才明白罗父忍气吞声的苦衷！</w:t>
+              <w:t>【罗氏父子的双面苦衷与岁月潭的告别决断】① 2033兄弟决裂真相解开：荀未来在2033年以为罗爱文看不起他，直到在罗家地下室浑身红疹呼吸困难、16岁罗爱文倒温水拍背顺气说出“咱是一辈子的好兄弟”，才解开25年心结；② 爱荣厂摆拍秀背后的隐情：赵左右与罗爱文起初以为罗仕强只是虚伪好面子、包庇拿回扣的总工林善才，直到夜晚在组装车间窗外偷听到林善才拿核心技术要挟罗仕强（全厂无人懂技术），才明白罗父忍气吞声的苦衷！</w:t>
             </w:r>
           </w:p>
         </w:tc>
@@ -683,13 +679,13 @@
                 <w:color w:val="191919"/>
                 <w:sz w:val="19"/>
               </w:rPr>
-              <w:t>• 冷开场（15-1至15-2）：501卧室小赵看着老黄历因荀未来吃下烤菠萝而打消怀疑；罗家地下室里荀未来严重菠萝过敏浑身起红疹，16岁罗爱文倒水拍背照料，解开2033兄弟心结；</w:t>
+              <w:t>• 冷开场：501卧室小赵看着老黄历因荀未来吃下烤菠萝而打消怀疑；罗家地下室里荀未来严重菠萝过敏浑身起红疹，16岁罗爱文倒水拍背照料，解开2033兄弟心结；</w:t>
               <w:br/>
-              <w:t>• 第一幕（15-3至15-4）：文科十班乘大巴赴爱荣机械制造厂学工（住一晚）；王一漫在车间锯铁受挫后，想起病房里徐图图传授的母亲舒洁推拿发力秘诀掌握技巧，并在钻床旁获赵左右鼓励“可能会发一次前所未有的疯吧”；厂长室里罗仕强讲“爱荣”厂名源于90年代开跃进卡车时女乘客阿荣（夏文荣）替他开车结为夫妻的往事，小赵追问“那为啥儿子叫爱文”令罗仕强语塞；</w:t>
+              <w:t>• 第一幕：文科十班乘大巴赴爱荣机械制造厂学工（住一晚）；王一漫在车间锯铁受挫后，想起病房里徐图图传授的母亲舒洁推拿发力秘诀掌握技巧，并在钻床旁获赵左右鼓励“可能会发一次前所未有的疯吧”；厂长室里罗仕强讲“爱荣”厂名源于90年代开跃进卡车时女乘客阿荣（夏文荣）替他开车结为夫妻的往事，小赵追问“那为啥儿子叫爱文”令罗仕强语塞；</w:t>
               <w:br/>
               <w:t>• 第二幕（15-4后半至15-5）：车间上演胖工人假装卡机器的“厂长救人”虚假摆拍秀被小赵叫停；厂区废旧库房外，一名喝燕京啤酒的醉酒老工人对着罗爱文的DV镜头实名曝光“罗仕强包庇纵容总工程师林善才拿回扣”；</w:t>
               <w:br/>
-              <w:t>• 第三幕（15-6至15-7）：罗仕强在办公室套儿子的话想开除爆料老工人；夜晚组装车间窗外，小赵、荀未来与罗爱文趴窗目睹总工程师林善才嚣张拿技术要挟罗仕强，小赵挺身走进车间主动将存有爆料视频的DV光盘交还罗仕强（“罗爱文是我兄弟”）；</w:t>
+              <w:t>• 第三幕：罗仕强在办公室套儿子的话想开除爆料老工人；夜晚组装车间窗外，小赵、荀未来与罗爱文趴窗目睹总工程师林善才嚣张拿技术要挟罗仕强，小赵挺身走进车间主动将存有爆料视频的DV光盘交还罗仕强（“罗爱文是我兄弟”）；</w:t>
               <w:br/>
               <w:t>• 第四幕（15-8前半）：深夜厂房外积雪石阶上，读懂父亲苦衷的罗爱文向赵左右宣布不出国混文凭了，要先学真正的机械工程技术帮父亲撑起厂子（“加油，罗总工！”“好嘞，赵导！”）；</w:t>
               <w:br/>
@@ -2432,7 +2428,7 @@
               <w:jc w:val="left"/>
             </w:pPr>
             <w:r>
-              <w:t>S01 @ 00:22.0 (第15-1场)</w:t>
+              <w:t xml:space="preserve">S01 @ 00:22.0 </w:t>
               <w:br/>
               <w:t>（场次：）</w:t>
             </w:r>
@@ -2489,7 +2485,7 @@
               <w:jc w:val="left"/>
             </w:pPr>
             <w:r>
-              <w:t>S01 @ 01:02.0 (第15-1场)</w:t>
+              <w:t xml:space="preserve">S01 @ 01:02.0 </w:t>
               <w:br/>
               <w:t>（场次：）</w:t>
             </w:r>
@@ -2546,7 +2542,7 @@
               <w:jc w:val="left"/>
             </w:pPr>
             <w:r>
-              <w:t>S01 @ 01:42.0 (第15-1场)</w:t>
+              <w:t xml:space="preserve">S01 @ 01:42.0 </w:t>
               <w:br/>
               <w:t>（场次：）</w:t>
             </w:r>
@@ -2603,7 +2599,7 @@
               <w:jc w:val="left"/>
             </w:pPr>
             <w:r>
-              <w:t>S01 @ 02:58.0 (第15-1场)</w:t>
+              <w:t xml:space="preserve">S01 @ 02:58.0 </w:t>
               <w:br/>
               <w:t>（场次：＆）</w:t>
             </w:r>
@@ -2660,7 +2656,7 @@
               <w:jc w:val="left"/>
             </w:pPr>
             <w:r>
-              <w:t>S01 @ 04:28.0 (第15-3场)</w:t>
+              <w:t xml:space="preserve">S01 @ 04:28.0 </w:t>
               <w:br/>
               <w:t>（场次：）</w:t>
             </w:r>
@@ -2724,7 +2720,7 @@
                 <w:color w:val="191919"/>
                 <w:sz w:val="19"/>
               </w:rPr>
-              <w:t>S02 @ 05:13.0 (第15-3场)</w:t>
+              <w:t xml:space="preserve">S02 @ 05:13.0 </w:t>
               <w:br/>
               <w:t>（场次：范舟）</w:t>
             </w:r>
@@ -2781,7 +2777,7 @@
               <w:jc w:val="left"/>
             </w:pPr>
             <w:r>
-              <w:t>S02 @ 06:13.0 (第15-3场)</w:t>
+              <w:t xml:space="preserve">S02 @ 06:13.0 </w:t>
               <w:br/>
               <w:t>（场次：）</w:t>
             </w:r>
@@ -2845,7 +2841,7 @@
                 <w:color w:val="191919"/>
                 <w:sz w:val="19"/>
               </w:rPr>
-              <w:t>S02 @ 08:13.0 (第15-3场)</w:t>
+              <w:t xml:space="preserve">S02 @ 08:13.0 </w:t>
               <w:br/>
               <w:t>（场次：特约演员）</w:t>
             </w:r>

--- a/01_《三人行》全24集全流程标杆成品库/03_剧作结构、悬念节奏与视听解码/EP15_《三人行》第十五集《左或右》剧作结构、悬念节奏与视听解码.docx
+++ b/01_《三人行》全24集全流程标杆成品库/03_剧作结构、悬念节奏与视听解码/EP15_《三人行》第十五集《左或右》剧作结构、悬念节奏与视听解码.docx
@@ -429,9 +429,7 @@
         </w:tc>
       </w:tr>
       <w:tr>
-        <w:trPr>
-          <w:cantSplit/>
-        </w:trPr>
+        <w:trPr/>
         <w:tc>
           <w:tcPr>
             <w:tcW w:type="dxa" w:w="2808"/>
@@ -492,9 +490,7 @@
         </w:tc>
       </w:tr>
       <w:tr>
-        <w:trPr>
-          <w:cantSplit/>
-        </w:trPr>
+        <w:trPr/>
         <w:tc>
           <w:tcPr>
             <w:tcW w:type="dxa" w:w="2808"/>
@@ -557,9 +553,7 @@
         </w:tc>
       </w:tr>
       <w:tr>
-        <w:trPr>
-          <w:cantSplit/>
-        </w:trPr>
+        <w:trPr/>
         <w:tc>
           <w:tcPr>
             <w:tcW w:type="dxa" w:w="2808"/>
@@ -620,9 +614,7 @@
         </w:tc>
       </w:tr>
       <w:tr>
-        <w:trPr>
-          <w:cantSplit/>
-        </w:trPr>
+        <w:trPr/>
         <w:tc>
           <w:tcPr>
             <w:tcW w:type="dxa" w:w="2808"/>
@@ -803,9 +795,7 @@
         </w:tc>
       </w:tr>
       <w:tr>
-        <w:trPr>
-          <w:cantSplit/>
-        </w:trPr>
+        <w:trPr/>
         <w:tc>
           <w:tcPr>
             <w:tcW w:type="dxa" w:w="2880"/>
@@ -859,9 +849,7 @@
         </w:tc>
       </w:tr>
       <w:tr>
-        <w:trPr>
-          <w:cantSplit/>
-        </w:trPr>
+        <w:trPr/>
         <w:tc>
           <w:tcPr>
             <w:tcW w:type="dxa" w:w="2880"/>
@@ -926,9 +914,7 @@
         </w:tc>
       </w:tr>
       <w:tr>
-        <w:trPr>
-          <w:cantSplit/>
-        </w:trPr>
+        <w:trPr/>
         <w:tc>
           <w:tcPr>
             <w:tcW w:type="dxa" w:w="2880"/>
@@ -982,9 +968,7 @@
         </w:tc>
       </w:tr>
       <w:tr>
-        <w:trPr>
-          <w:cantSplit/>
-        </w:trPr>
+        <w:trPr/>
         <w:tc>
           <w:tcPr>
             <w:tcW w:type="dxa" w:w="2880"/>
@@ -1040,9 +1024,7 @@
         </w:tc>
       </w:tr>
       <w:tr>
-        <w:trPr>
-          <w:cantSplit/>
-        </w:trPr>
+        <w:trPr/>
         <w:tc>
           <w:tcPr>
             <w:tcW w:type="dxa" w:w="2880"/>
@@ -1096,9 +1078,7 @@
         </w:tc>
       </w:tr>
       <w:tr>
-        <w:trPr>
-          <w:cantSplit/>
-        </w:trPr>
+        <w:trPr/>
         <w:tc>
           <w:tcPr>
             <w:tcW w:type="dxa" w:w="2880"/>
@@ -1154,9 +1134,7 @@
         </w:tc>
       </w:tr>
       <w:tr>
-        <w:trPr>
-          <w:cantSplit/>
-        </w:trPr>
+        <w:trPr/>
         <w:tc>
           <w:tcPr>
             <w:tcW w:type="dxa" w:w="2880"/>
@@ -1210,9 +1188,7 @@
         </w:tc>
       </w:tr>
       <w:tr>
-        <w:trPr>
-          <w:cantSplit/>
-        </w:trPr>
+        <w:trPr/>
         <w:tc>
           <w:tcPr>
             <w:tcW w:type="dxa" w:w="2880"/>
@@ -1408,9 +1384,7 @@
         </w:tc>
       </w:tr>
       <w:tr>
-        <w:trPr>
-          <w:cantSplit/>
-        </w:trPr>
+        <w:trPr/>
         <w:tc>
           <w:tcPr>
             <w:tcW w:type="dxa" w:w="2880"/>
@@ -1479,9 +1453,7 @@
         </w:tc>
       </w:tr>
       <w:tr>
-        <w:trPr>
-          <w:cantSplit/>
-        </w:trPr>
+        <w:trPr/>
         <w:tc>
           <w:tcPr>
             <w:tcW w:type="dxa" w:w="2880"/>
@@ -1548,9 +1520,7 @@
         </w:tc>
       </w:tr>
       <w:tr>
-        <w:trPr>
-          <w:cantSplit/>
-        </w:trPr>
+        <w:trPr/>
         <w:tc>
           <w:tcPr>
             <w:tcW w:type="dxa" w:w="2880"/>
@@ -1619,9 +1589,7 @@
         </w:tc>
       </w:tr>
       <w:tr>
-        <w:trPr>
-          <w:cantSplit/>
-        </w:trPr>
+        <w:trPr/>
         <w:tc>
           <w:tcPr>
             <w:tcW w:type="dxa" w:w="2880"/>
@@ -1692,9 +1660,7 @@
         </w:tc>
       </w:tr>
       <w:tr>
-        <w:trPr>
-          <w:cantSplit/>
-        </w:trPr>
+        <w:trPr/>
         <w:tc>
           <w:tcPr>
             <w:tcW w:type="dxa" w:w="2880"/>
@@ -1763,9 +1729,7 @@
         </w:tc>
       </w:tr>
       <w:tr>
-        <w:trPr>
-          <w:cantSplit/>
-        </w:trPr>
+        <w:trPr/>
         <w:tc>
           <w:tcPr>
             <w:tcW w:type="dxa" w:w="2880"/>
@@ -1836,9 +1800,7 @@
         </w:tc>
       </w:tr>
       <w:tr>
-        <w:trPr>
-          <w:cantSplit/>
-        </w:trPr>
+        <w:trPr/>
         <w:tc>
           <w:tcPr>
             <w:tcW w:type="dxa" w:w="2880"/>
@@ -1907,9 +1869,7 @@
         </w:tc>
       </w:tr>
       <w:tr>
-        <w:trPr>
-          <w:cantSplit/>
-        </w:trPr>
+        <w:trPr/>
         <w:tc>
           <w:tcPr>
             <w:tcW w:type="dxa" w:w="2880"/>
@@ -2088,9 +2048,7 @@
         </w:tc>
       </w:tr>
       <w:tr>
-        <w:trPr>
-          <w:cantSplit/>
-        </w:trPr>
+        <w:trPr/>
         <w:tc>
           <w:tcPr>
             <w:tcW w:type="dxa" w:w="2808"/>
@@ -2151,9 +2109,7 @@
         </w:tc>
       </w:tr>
       <w:tr>
-        <w:trPr>
-          <w:cantSplit/>
-        </w:trPr>
+        <w:trPr/>
         <w:tc>
           <w:tcPr>
             <w:tcW w:type="dxa" w:w="2808"/>
@@ -2216,9 +2172,7 @@
         </w:tc>
       </w:tr>
       <w:tr>
-        <w:trPr>
-          <w:cantSplit/>
-        </w:trPr>
+        <w:trPr/>
         <w:tc>
           <w:tcPr>
             <w:tcW w:type="dxa" w:w="2808"/>
@@ -2279,9 +2233,7 @@
         </w:tc>
       </w:tr>
       <w:tr>
-        <w:trPr>
-          <w:cantSplit/>
-        </w:trPr>
+        <w:trPr/>
         <w:tc>
           <w:tcPr>
             <w:tcW w:type="dxa" w:w="2808"/>
@@ -2344,9 +2296,7 @@
         </w:tc>
       </w:tr>
       <w:tr>
-        <w:trPr>
-          <w:cantSplit/>
-        </w:trPr>
+        <w:trPr/>
         <w:tc>
           <w:tcPr>
             <w:tcW w:type="dxa" w:w="2808"/>
@@ -2407,9 +2357,7 @@
         </w:tc>
       </w:tr>
       <w:tr>
-        <w:trPr>
-          <w:cantSplit/>
-        </w:trPr>
+        <w:trPr/>
         <w:tc>
           <w:tcPr>
             <w:tcW w:type="dxa" w:w="2808"/>
@@ -2465,9 +2413,7 @@
         </w:tc>
       </w:tr>
       <w:tr>
-        <w:trPr>
-          <w:cantSplit/>
-        </w:trPr>
+        <w:trPr/>
         <w:tc>
           <w:tcPr>
             <w:tcW w:type="dxa" w:w="2808"/>
@@ -2521,9 +2467,7 @@
         </w:tc>
       </w:tr>
       <w:tr>
-        <w:trPr>
-          <w:cantSplit/>
-        </w:trPr>
+        <w:trPr/>
         <w:tc>
           <w:tcPr>
             <w:tcW w:type="dxa" w:w="2808"/>
@@ -2579,9 +2523,7 @@
         </w:tc>
       </w:tr>
       <w:tr>
-        <w:trPr>
-          <w:cantSplit/>
-        </w:trPr>
+        <w:trPr/>
         <w:tc>
           <w:tcPr>
             <w:tcW w:type="dxa" w:w="2808"/>
@@ -2635,9 +2577,7 @@
         </w:tc>
       </w:tr>
       <w:tr>
-        <w:trPr>
-          <w:cantSplit/>
-        </w:trPr>
+        <w:trPr/>
         <w:tc>
           <w:tcPr>
             <w:tcW w:type="dxa" w:w="2808"/>
@@ -2693,9 +2633,7 @@
         </w:tc>
       </w:tr>
       <w:tr>
-        <w:trPr>
-          <w:cantSplit/>
-        </w:trPr>
+        <w:trPr/>
         <w:tc>
           <w:tcPr>
             <w:tcW w:type="dxa" w:w="2808"/>
@@ -2756,9 +2694,7 @@
         </w:tc>
       </w:tr>
       <w:tr>
-        <w:trPr>
-          <w:cantSplit/>
-        </w:trPr>
+        <w:trPr/>
         <w:tc>
           <w:tcPr>
             <w:tcW w:type="dxa" w:w="2808"/>
@@ -2814,9 +2750,7 @@
         </w:tc>
       </w:tr>
       <w:tr>
-        <w:trPr>
-          <w:cantSplit/>
-        </w:trPr>
+        <w:trPr/>
         <w:tc>
           <w:tcPr>
             <w:tcW w:type="dxa" w:w="2808"/>
